--- a/第六版 資料庫.docx
+++ b/第六版 資料庫.docx
@@ -1,6 +1,6 @@
 
 <file path=word/document.xml><?xml version="1.0" encoding="utf-8"?>
-<w:document xmlns:wpc="http://schemas.microsoft.com/office/word/2010/wordprocessingCanvas" xmlns:cx="http://schemas.microsoft.com/office/drawing/2014/chartex" xmlns:cx1="http://schemas.microsoft.com/office/drawing/2015/9/8/chartex" xmlns:cx2="http://schemas.microsoft.com/office/drawing/2015/10/21/chartex" xmlns:cx3="http://schemas.microsoft.com/office/drawing/2016/5/9/chartex" xmlns:cx4="http://schemas.microsoft.com/office/drawing/2016/5/10/chartex" xmlns:cx5="http://schemas.microsoft.com/office/drawing/2016/5/11/chartex" xmlns:cx6="http://schemas.microsoft.com/office/drawing/2016/5/12/chartex" xmlns:cx7="http://schemas.microsoft.com/office/drawing/2016/5/13/chartex" xmlns:cx8="http://schemas.microsoft.com/office/drawing/2016/5/14/chartex" xmlns:mc="http://schemas.openxmlformats.org/markup-compatibility/2006" xmlns:aink="http://schemas.microsoft.com/office/drawing/2016/ink" xmlns:am3d="http://schemas.microsoft.com/office/drawing/2017/model3d" xmlns:o="urn:schemas-microsoft-com:office:office" xmlns:r="http://schemas.openxmlformats.org/officeDocument/2006/relationships" xmlns:m="http://schemas.openxmlformats.org/officeDocument/2006/math" xmlns:v="urn:schemas-microsoft-com:vml" xmlns:wp14="http://schemas.microsoft.com/office/word/2010/wordprocessingDrawing" xmlns:wp="http://schemas.openxmlformats.org/drawingml/2006/wordprocessingDrawing" xmlns:w10="urn:schemas-microsoft-com:office:word" xmlns:w="http://schemas.openxmlformats.org/wordprocessingml/2006/main" xmlns:w14="http://schemas.microsoft.com/office/word/2010/wordml" xmlns:w15="http://schemas.microsoft.com/office/word/2012/wordml" xmlns:w16cex="http://schemas.microsoft.com/office/word/2018/wordml/cex" xmlns:w16cid="http://schemas.microsoft.com/office/word/2016/wordml/cid" xmlns:w16="http://schemas.microsoft.com/office/word/2018/wordml" xmlns:w16sdtdh="http://schemas.microsoft.com/office/word/2020/wordml/sdtdatahash" xmlns:w16se="http://schemas.microsoft.com/office/word/2015/wordml/symex" xmlns:wpg="http://schemas.microsoft.com/office/word/2010/wordprocessingGroup" xmlns:wpi="http://schemas.microsoft.com/office/word/2010/wordprocessingInk" xmlns:wne="http://schemas.microsoft.com/office/word/2006/wordml" xmlns:wps="http://schemas.microsoft.com/office/word/2010/wordprocessingShape" mc:Ignorable="w14 w15 w16se w16cid w16 w16cex w16sdtdh wp14">
+<w:document xmlns:wpc="http://schemas.microsoft.com/office/word/2010/wordprocessingCanvas" xmlns:cx="http://schemas.microsoft.com/office/drawing/2014/chartex" xmlns:cx1="http://schemas.microsoft.com/office/drawing/2015/9/8/chartex" xmlns:cx2="http://schemas.microsoft.com/office/drawing/2015/10/21/chartex" xmlns:cx3="http://schemas.microsoft.com/office/drawing/2016/5/9/chartex" xmlns:cx4="http://schemas.microsoft.com/office/drawing/2016/5/10/chartex" xmlns:cx5="http://schemas.microsoft.com/office/drawing/2016/5/11/chartex" xmlns:cx6="http://schemas.microsoft.com/office/drawing/2016/5/12/chartex" xmlns:cx7="http://schemas.microsoft.com/office/drawing/2016/5/13/chartex" xmlns:cx8="http://schemas.microsoft.com/office/drawing/2016/5/14/chartex" xmlns:mc="http://schemas.openxmlformats.org/markup-compatibility/2006" xmlns:aink="http://schemas.microsoft.com/office/drawing/2016/ink" xmlns:am3d="http://schemas.microsoft.com/office/drawing/2017/model3d" xmlns:o="urn:schemas-microsoft-com:office:office" xmlns:oel="http://schemas.microsoft.com/office/2019/extlst" xmlns:r="http://schemas.openxmlformats.org/officeDocument/2006/relationships" xmlns:m="http://schemas.openxmlformats.org/officeDocument/2006/math" xmlns:v="urn:schemas-microsoft-com:vml" xmlns:wp14="http://schemas.microsoft.com/office/word/2010/wordprocessingDrawing" xmlns:wp="http://schemas.openxmlformats.org/drawingml/2006/wordprocessingDrawing" xmlns:w10="urn:schemas-microsoft-com:office:word" xmlns:w="http://schemas.openxmlformats.org/wordprocessingml/2006/main" xmlns:w14="http://schemas.microsoft.com/office/word/2010/wordml" xmlns:w15="http://schemas.microsoft.com/office/word/2012/wordml" xmlns:w16cex="http://schemas.microsoft.com/office/word/2018/wordml/cex" xmlns:w16cid="http://schemas.microsoft.com/office/word/2016/wordml/cid" xmlns:w16="http://schemas.microsoft.com/office/word/2018/wordml" xmlns:w16du="http://schemas.microsoft.com/office/word/2023/wordml/word16du" xmlns:w16sdtdh="http://schemas.microsoft.com/office/word/2020/wordml/sdtdatahash" xmlns:w16sdtfl="http://schemas.microsoft.com/office/word/2024/wordml/sdtformatlock" xmlns:w16se="http://schemas.microsoft.com/office/word/2015/wordml/symex" xmlns:wpg="http://schemas.microsoft.com/office/word/2010/wordprocessingGroup" xmlns:wpi="http://schemas.microsoft.com/office/word/2010/wordprocessingInk" xmlns:wne="http://schemas.microsoft.com/office/word/2006/wordml" xmlns:wps="http://schemas.microsoft.com/office/word/2010/wordprocessingShape" mc:Ignorable="w14 w15 w16se w16cid w16 w16cex w16sdtdh w16sdtfl w16du wp14">
   <w:body>
     <w:p>
       <w:r>
@@ -229,7 +229,6 @@
                 <w:szCs w:val="24"/>
               </w:rPr>
             </w:pPr>
-            <w:proofErr w:type="spellStart"/>
             <w:r>
               <w:rPr>
                 <w:rFonts w:ascii="細明體" w:eastAsia="細明體" w:hAnsi="細明體" w:cs="細明體"/>
@@ -240,7 +239,6 @@
               </w:rPr>
               <w:t>applicant_id</w:t>
             </w:r>
-            <w:proofErr w:type="spellEnd"/>
           </w:p>
         </w:tc>
         <w:tc>
@@ -436,27 +434,15 @@
                 <w:szCs w:val="24"/>
               </w:rPr>
             </w:pPr>
-            <w:proofErr w:type="gramStart"/>
-            <w:r>
-              <w:rPr>
-                <w:rFonts w:ascii="新細明體" w:eastAsia="新細明體" w:hAnsi="新細明體" w:cs="新細明體"/>
-                <w:color w:val="1F1F1F"/>
-                <w:kern w:val="0"/>
-                <w:szCs w:val="24"/>
-                <w:bdr w:val="none" w:sz="0" w:space="0" w:color="auto" w:frame="1"/>
-              </w:rPr>
-              <w:t>VARCHAR(</w:t>
-            </w:r>
-            <w:proofErr w:type="gramEnd"/>
-            <w:r>
-              <w:rPr>
-                <w:rFonts w:ascii="新細明體" w:eastAsia="新細明體" w:hAnsi="新細明體" w:cs="新細明體"/>
-                <w:color w:val="1F1F1F"/>
-                <w:kern w:val="0"/>
-                <w:szCs w:val="24"/>
-                <w:bdr w:val="none" w:sz="0" w:space="0" w:color="auto" w:frame="1"/>
-              </w:rPr>
-              <w:t>100)</w:t>
+            <w:r>
+              <w:rPr>
+                <w:rFonts w:ascii="新細明體" w:eastAsia="新細明體" w:hAnsi="新細明體" w:cs="新細明體"/>
+                <w:color w:val="1F1F1F"/>
+                <w:kern w:val="0"/>
+                <w:szCs w:val="24"/>
+                <w:bdr w:val="none" w:sz="0" w:space="0" w:color="auto" w:frame="1"/>
+              </w:rPr>
+              <w:t>VARCHAR(100)</w:t>
             </w:r>
           </w:p>
         </w:tc>
@@ -613,27 +599,15 @@
                 <w:szCs w:val="24"/>
               </w:rPr>
             </w:pPr>
-            <w:proofErr w:type="gramStart"/>
-            <w:r>
-              <w:rPr>
-                <w:rFonts w:ascii="新細明體" w:eastAsia="新細明體" w:hAnsi="新細明體" w:cs="新細明體"/>
-                <w:color w:val="1F1F1F"/>
-                <w:kern w:val="0"/>
-                <w:szCs w:val="24"/>
-                <w:bdr w:val="none" w:sz="0" w:space="0" w:color="auto" w:frame="1"/>
-              </w:rPr>
-              <w:t>VARCHAR(</w:t>
-            </w:r>
-            <w:proofErr w:type="gramEnd"/>
-            <w:r>
-              <w:rPr>
-                <w:rFonts w:ascii="新細明體" w:eastAsia="新細明體" w:hAnsi="新細明體" w:cs="新細明體"/>
-                <w:color w:val="1F1F1F"/>
-                <w:kern w:val="0"/>
-                <w:szCs w:val="24"/>
-                <w:bdr w:val="none" w:sz="0" w:space="0" w:color="auto" w:frame="1"/>
-              </w:rPr>
-              <w:t>100)</w:t>
+            <w:r>
+              <w:rPr>
+                <w:rFonts w:ascii="新細明體" w:eastAsia="新細明體" w:hAnsi="新細明體" w:cs="新細明體"/>
+                <w:color w:val="1F1F1F"/>
+                <w:kern w:val="0"/>
+                <w:szCs w:val="24"/>
+                <w:bdr w:val="none" w:sz="0" w:space="0" w:color="auto" w:frame="1"/>
+              </w:rPr>
+              <w:t>VARCHAR(100)</w:t>
             </w:r>
           </w:p>
         </w:tc>
@@ -790,27 +764,15 @@
                 <w:szCs w:val="24"/>
               </w:rPr>
             </w:pPr>
-            <w:proofErr w:type="gramStart"/>
-            <w:r>
-              <w:rPr>
-                <w:rFonts w:ascii="新細明體" w:eastAsia="新細明體" w:hAnsi="新細明體" w:cs="新細明體"/>
-                <w:color w:val="1F1F1F"/>
-                <w:kern w:val="0"/>
-                <w:szCs w:val="24"/>
-                <w:bdr w:val="none" w:sz="0" w:space="0" w:color="auto" w:frame="1"/>
-              </w:rPr>
-              <w:t>VARCHAR(</w:t>
-            </w:r>
-            <w:proofErr w:type="gramEnd"/>
-            <w:r>
-              <w:rPr>
-                <w:rFonts w:ascii="新細明體" w:eastAsia="新細明體" w:hAnsi="新細明體" w:cs="新細明體"/>
-                <w:color w:val="1F1F1F"/>
-                <w:kern w:val="0"/>
-                <w:szCs w:val="24"/>
-                <w:bdr w:val="none" w:sz="0" w:space="0" w:color="auto" w:frame="1"/>
-              </w:rPr>
-              <w:t>255)</w:t>
+            <w:r>
+              <w:rPr>
+                <w:rFonts w:ascii="新細明體" w:eastAsia="新細明體" w:hAnsi="新細明體" w:cs="新細明體"/>
+                <w:color w:val="1F1F1F"/>
+                <w:kern w:val="0"/>
+                <w:szCs w:val="24"/>
+                <w:bdr w:val="none" w:sz="0" w:space="0" w:color="auto" w:frame="1"/>
+              </w:rPr>
+              <w:t>VARCHAR(255)</w:t>
             </w:r>
           </w:p>
         </w:tc>
@@ -927,7 +889,6 @@
                 <w:szCs w:val="24"/>
               </w:rPr>
             </w:pPr>
-            <w:proofErr w:type="spellStart"/>
             <w:r>
               <w:rPr>
                 <w:rFonts w:ascii="細明體" w:eastAsia="細明體" w:hAnsi="細明體" w:cs="細明體"/>
@@ -938,7 +899,6 @@
               </w:rPr>
               <w:t>created_at</w:t>
             </w:r>
-            <w:proofErr w:type="spellEnd"/>
           </w:p>
         </w:tc>
         <w:tc>
@@ -1017,29 +977,7 @@
                 <w:szCs w:val="24"/>
                 <w:bdr w:val="none" w:sz="0" w:space="0" w:color="auto" w:frame="1"/>
               </w:rPr>
-              <w:t xml:space="preserve">Default </w:t>
-            </w:r>
-            <w:proofErr w:type="gramStart"/>
-            <w:r>
-              <w:rPr>
-                <w:rFonts w:ascii="新細明體" w:eastAsia="新細明體" w:hAnsi="新細明體" w:cs="新細明體"/>
-                <w:color w:val="1F1F1F"/>
-                <w:kern w:val="0"/>
-                <w:szCs w:val="24"/>
-                <w:bdr w:val="none" w:sz="0" w:space="0" w:color="auto" w:frame="1"/>
-              </w:rPr>
-              <w:t>now(</w:t>
-            </w:r>
-            <w:proofErr w:type="gramEnd"/>
-            <w:r>
-              <w:rPr>
-                <w:rFonts w:ascii="新細明體" w:eastAsia="新細明體" w:hAnsi="新細明體" w:cs="新細明體"/>
-                <w:color w:val="1F1F1F"/>
-                <w:kern w:val="0"/>
-                <w:szCs w:val="24"/>
-                <w:bdr w:val="none" w:sz="0" w:space="0" w:color="auto" w:frame="1"/>
-              </w:rPr>
-              <w:t>)</w:t>
+              <w:t>Default now()</w:t>
             </w:r>
           </w:p>
         </w:tc>
@@ -1312,7 +1250,6 @@
                 <w:szCs w:val="24"/>
               </w:rPr>
             </w:pPr>
-            <w:proofErr w:type="spellStart"/>
             <w:r>
               <w:rPr>
                 <w:rFonts w:ascii="細明體" w:eastAsia="細明體" w:hAnsi="細明體" w:cs="細明體"/>
@@ -1323,7 +1260,6 @@
               </w:rPr>
               <w:t>resume_id</w:t>
             </w:r>
-            <w:proofErr w:type="spellEnd"/>
           </w:p>
         </w:tc>
         <w:tc>
@@ -1479,7 +1415,6 @@
                 <w:szCs w:val="24"/>
               </w:rPr>
             </w:pPr>
-            <w:proofErr w:type="spellStart"/>
             <w:r>
               <w:rPr>
                 <w:rFonts w:ascii="細明體" w:eastAsia="細明體" w:hAnsi="細明體" w:cs="細明體"/>
@@ -1490,7 +1425,6 @@
               </w:rPr>
               <w:t>applicant_id</w:t>
             </w:r>
-            <w:proofErr w:type="spellEnd"/>
           </w:p>
         </w:tc>
         <w:tc>
@@ -1646,7 +1580,6 @@
                 <w:szCs w:val="24"/>
               </w:rPr>
             </w:pPr>
-            <w:proofErr w:type="spellStart"/>
             <w:r>
               <w:rPr>
                 <w:rFonts w:ascii="細明體" w:eastAsia="細明體" w:hAnsi="細明體" w:cs="細明體"/>
@@ -1657,58 +1590,45 @@
               </w:rPr>
               <w:t>resume_name</w:t>
             </w:r>
-            <w:proofErr w:type="spellEnd"/>
-          </w:p>
-        </w:tc>
-        <w:tc>
-          <w:tcPr>
-            <w:tcW w:w="0" w:type="auto"/>
-            <w:tcBorders>
-              <w:top w:val="single" w:sz="6" w:space="0" w:color="auto"/>
-              <w:left w:val="single" w:sz="6" w:space="0" w:color="auto"/>
-              <w:bottom w:val="single" w:sz="6" w:space="0" w:color="auto"/>
-              <w:right w:val="single" w:sz="6" w:space="0" w:color="auto"/>
-            </w:tcBorders>
-            <w:tcMar>
-              <w:top w:w="240" w:type="dxa"/>
-              <w:left w:w="0" w:type="dxa"/>
-              <w:bottom w:w="240" w:type="dxa"/>
-              <w:right w:w="180" w:type="dxa"/>
-            </w:tcMar>
-            <w:vAlign w:val="center"/>
-            <w:hideMark/>
-          </w:tcPr>
-          <w:p>
-            <w:pPr>
-              <w:widowControl/>
-              <w:rPr>
-                <w:rFonts w:ascii="新細明體" w:eastAsia="新細明體" w:hAnsi="新細明體" w:cs="新細明體"/>
-                <w:color w:val="1F1F1F"/>
-                <w:kern w:val="0"/>
-                <w:szCs w:val="24"/>
-              </w:rPr>
-            </w:pPr>
-            <w:proofErr w:type="gramStart"/>
-            <w:r>
-              <w:rPr>
-                <w:rFonts w:ascii="新細明體" w:eastAsia="新細明體" w:hAnsi="新細明體" w:cs="新細明體"/>
-                <w:color w:val="1F1F1F"/>
-                <w:kern w:val="0"/>
-                <w:szCs w:val="24"/>
-                <w:bdr w:val="none" w:sz="0" w:space="0" w:color="auto" w:frame="1"/>
-              </w:rPr>
-              <w:t>VARCHAR(</w:t>
-            </w:r>
-            <w:proofErr w:type="gramEnd"/>
-            <w:r>
-              <w:rPr>
-                <w:rFonts w:ascii="新細明體" w:eastAsia="新細明體" w:hAnsi="新細明體" w:cs="新細明體"/>
-                <w:color w:val="1F1F1F"/>
-                <w:kern w:val="0"/>
-                <w:szCs w:val="24"/>
-                <w:bdr w:val="none" w:sz="0" w:space="0" w:color="auto" w:frame="1"/>
-              </w:rPr>
-              <w:t>100)</w:t>
+          </w:p>
+        </w:tc>
+        <w:tc>
+          <w:tcPr>
+            <w:tcW w:w="0" w:type="auto"/>
+            <w:tcBorders>
+              <w:top w:val="single" w:sz="6" w:space="0" w:color="auto"/>
+              <w:left w:val="single" w:sz="6" w:space="0" w:color="auto"/>
+              <w:bottom w:val="single" w:sz="6" w:space="0" w:color="auto"/>
+              <w:right w:val="single" w:sz="6" w:space="0" w:color="auto"/>
+            </w:tcBorders>
+            <w:tcMar>
+              <w:top w:w="240" w:type="dxa"/>
+              <w:left w:w="0" w:type="dxa"/>
+              <w:bottom w:w="240" w:type="dxa"/>
+              <w:right w:w="180" w:type="dxa"/>
+            </w:tcMar>
+            <w:vAlign w:val="center"/>
+            <w:hideMark/>
+          </w:tcPr>
+          <w:p>
+            <w:pPr>
+              <w:widowControl/>
+              <w:rPr>
+                <w:rFonts w:ascii="新細明體" w:eastAsia="新細明體" w:hAnsi="新細明體" w:cs="新細明體"/>
+                <w:color w:val="1F1F1F"/>
+                <w:kern w:val="0"/>
+                <w:szCs w:val="24"/>
+              </w:rPr>
+            </w:pPr>
+            <w:r>
+              <w:rPr>
+                <w:rFonts w:ascii="新細明體" w:eastAsia="新細明體" w:hAnsi="新細明體" w:cs="新細明體"/>
+                <w:color w:val="1F1F1F"/>
+                <w:kern w:val="0"/>
+                <w:szCs w:val="24"/>
+                <w:bdr w:val="none" w:sz="0" w:space="0" w:color="auto" w:frame="1"/>
+              </w:rPr>
+              <w:t>VARCHAR(100)</w:t>
             </w:r>
           </w:p>
         </w:tc>
@@ -1865,27 +1785,15 @@
                 <w:szCs w:val="24"/>
               </w:rPr>
             </w:pPr>
-            <w:proofErr w:type="gramStart"/>
-            <w:r>
-              <w:rPr>
-                <w:rFonts w:ascii="新細明體" w:eastAsia="新細明體" w:hAnsi="新細明體" w:cs="新細明體"/>
-                <w:color w:val="1F1F1F"/>
-                <w:kern w:val="0"/>
-                <w:szCs w:val="24"/>
-                <w:bdr w:val="none" w:sz="0" w:space="0" w:color="auto" w:frame="1"/>
-              </w:rPr>
-              <w:t>VARCHAR(</w:t>
-            </w:r>
-            <w:proofErr w:type="gramEnd"/>
-            <w:r>
-              <w:rPr>
-                <w:rFonts w:ascii="新細明體" w:eastAsia="新細明體" w:hAnsi="新細明體" w:cs="新細明體"/>
-                <w:color w:val="1F1F1F"/>
-                <w:kern w:val="0"/>
-                <w:szCs w:val="24"/>
-                <w:bdr w:val="none" w:sz="0" w:space="0" w:color="auto" w:frame="1"/>
-              </w:rPr>
-              <w:t>20)</w:t>
+            <w:r>
+              <w:rPr>
+                <w:rFonts w:ascii="新細明體" w:eastAsia="新細明體" w:hAnsi="新細明體" w:cs="新細明體"/>
+                <w:color w:val="1F1F1F"/>
+                <w:kern w:val="0"/>
+                <w:szCs w:val="24"/>
+                <w:bdr w:val="none" w:sz="0" w:space="0" w:color="auto" w:frame="1"/>
+              </w:rPr>
+              <w:t>VARCHAR(20)</w:t>
             </w:r>
           </w:p>
         </w:tc>
@@ -2042,27 +1950,15 @@
                 <w:szCs w:val="24"/>
               </w:rPr>
             </w:pPr>
-            <w:proofErr w:type="gramStart"/>
-            <w:r>
-              <w:rPr>
-                <w:rFonts w:ascii="新細明體" w:eastAsia="新細明體" w:hAnsi="新細明體" w:cs="新細明體"/>
-                <w:color w:val="1F1F1F"/>
-                <w:kern w:val="0"/>
-                <w:szCs w:val="24"/>
-                <w:bdr w:val="none" w:sz="0" w:space="0" w:color="auto" w:frame="1"/>
-              </w:rPr>
-              <w:t>VARCHAR(</w:t>
-            </w:r>
-            <w:proofErr w:type="gramEnd"/>
-            <w:r>
-              <w:rPr>
-                <w:rFonts w:ascii="新細明體" w:eastAsia="新細明體" w:hAnsi="新細明體" w:cs="新細明體"/>
-                <w:color w:val="1F1F1F"/>
-                <w:kern w:val="0"/>
-                <w:szCs w:val="24"/>
-                <w:bdr w:val="none" w:sz="0" w:space="0" w:color="auto" w:frame="1"/>
-              </w:rPr>
-              <w:t>255)</w:t>
+            <w:r>
+              <w:rPr>
+                <w:rFonts w:ascii="新細明體" w:eastAsia="新細明體" w:hAnsi="新細明體" w:cs="新細明體"/>
+                <w:color w:val="1F1F1F"/>
+                <w:kern w:val="0"/>
+                <w:szCs w:val="24"/>
+                <w:bdr w:val="none" w:sz="0" w:space="0" w:color="auto" w:frame="1"/>
+              </w:rPr>
+              <w:t>VARCHAR(255)</w:t>
             </w:r>
           </w:p>
         </w:tc>
@@ -2179,7 +2075,6 @@
                 <w:szCs w:val="24"/>
               </w:rPr>
             </w:pPr>
-            <w:proofErr w:type="spellStart"/>
             <w:r>
               <w:rPr>
                 <w:rFonts w:ascii="細明體" w:eastAsia="細明體" w:hAnsi="細明體" w:cs="細明體"/>
@@ -2190,7 +2085,6 @@
               </w:rPr>
               <w:t>language_skills</w:t>
             </w:r>
-            <w:proofErr w:type="spellEnd"/>
           </w:p>
         </w:tc>
         <w:tc>
@@ -2346,7 +2240,6 @@
                 <w:szCs w:val="24"/>
               </w:rPr>
             </w:pPr>
-            <w:proofErr w:type="spellStart"/>
             <w:r>
               <w:rPr>
                 <w:rFonts w:ascii="細明體" w:eastAsia="細明體" w:hAnsi="細明體" w:cs="細明體"/>
@@ -2357,7 +2250,6 @@
               </w:rPr>
               <w:t>work_experience</w:t>
             </w:r>
-            <w:proofErr w:type="spellEnd"/>
           </w:p>
         </w:tc>
         <w:tc>
@@ -2679,7 +2571,6 @@
                 <w:szCs w:val="24"/>
               </w:rPr>
             </w:pPr>
-            <w:proofErr w:type="spellStart"/>
             <w:r>
               <w:rPr>
                 <w:rFonts w:ascii="細明體" w:eastAsia="細明體" w:hAnsi="細明體" w:cs="細明體"/>
@@ -2690,7 +2581,6 @@
               </w:rPr>
               <w:t>resume_summary</w:t>
             </w:r>
-            <w:proofErr w:type="spellEnd"/>
           </w:p>
         </w:tc>
         <w:tc>
@@ -2809,51 +2699,7 @@
                 <w:szCs w:val="24"/>
                 <w:bdr w:val="none" w:sz="0" w:space="0" w:color="auto" w:frame="1"/>
               </w:rPr>
-              <w:t>履歷摘要，讓</w:t>
-            </w:r>
-            <w:proofErr w:type="gramStart"/>
-            <w:r>
-              <w:rPr>
-                <w:rFonts w:ascii="新細明體" w:eastAsia="新細明體" w:hAnsi="新細明體" w:cs="新細明體"/>
-                <w:color w:val="1F1F1F"/>
-                <w:kern w:val="0"/>
-                <w:szCs w:val="24"/>
-                <w:bdr w:val="none" w:sz="0" w:space="0" w:color="auto" w:frame="1"/>
-              </w:rPr>
-              <w:t>前端傳給</w:t>
-            </w:r>
-            <w:proofErr w:type="gramEnd"/>
-            <w:r>
-              <w:rPr>
-                <w:rFonts w:ascii="新細明體" w:eastAsia="新細明體" w:hAnsi="新細明體" w:cs="新細明體"/>
-                <w:color w:val="1F1F1F"/>
-                <w:kern w:val="0"/>
-                <w:szCs w:val="24"/>
-                <w:bdr w:val="none" w:sz="0" w:space="0" w:color="auto" w:frame="1"/>
-              </w:rPr>
-              <w:t>後端</w:t>
-            </w:r>
-            <w:proofErr w:type="gramStart"/>
-            <w:r>
-              <w:rPr>
-                <w:rFonts w:ascii="新細明體" w:eastAsia="新細明體" w:hAnsi="新細明體" w:cs="新細明體"/>
-                <w:color w:val="1F1F1F"/>
-                <w:kern w:val="0"/>
-                <w:szCs w:val="24"/>
-                <w:bdr w:val="none" w:sz="0" w:space="0" w:color="auto" w:frame="1"/>
-              </w:rPr>
-              <w:t>餵</w:t>
-            </w:r>
-            <w:proofErr w:type="gramEnd"/>
-            <w:r>
-              <w:rPr>
-                <w:rFonts w:ascii="新細明體" w:eastAsia="新細明體" w:hAnsi="新細明體" w:cs="新細明體"/>
-                <w:color w:val="1F1F1F"/>
-                <w:kern w:val="0"/>
-                <w:szCs w:val="24"/>
-                <w:bdr w:val="none" w:sz="0" w:space="0" w:color="auto" w:frame="1"/>
-              </w:rPr>
-              <w:t>給 Gemini</w:t>
+              <w:t>履歷摘要，讓前端傳給後端餵給 Gemini</w:t>
             </w:r>
           </w:p>
         </w:tc>
@@ -2890,7 +2736,6 @@
                 <w:szCs w:val="24"/>
               </w:rPr>
             </w:pPr>
-            <w:proofErr w:type="spellStart"/>
             <w:r>
               <w:rPr>
                 <w:rFonts w:ascii="細明體" w:eastAsia="細明體" w:hAnsi="細明體" w:cs="細明體"/>
@@ -2901,7 +2746,6 @@
               </w:rPr>
               <w:t>created_at</w:t>
             </w:r>
-            <w:proofErr w:type="spellEnd"/>
           </w:p>
         </w:tc>
         <w:tc>
@@ -2980,29 +2824,7 @@
                 <w:szCs w:val="24"/>
                 <w:bdr w:val="none" w:sz="0" w:space="0" w:color="auto" w:frame="1"/>
               </w:rPr>
-              <w:t xml:space="preserve">Default </w:t>
-            </w:r>
-            <w:proofErr w:type="gramStart"/>
-            <w:r>
-              <w:rPr>
-                <w:rFonts w:ascii="新細明體" w:eastAsia="新細明體" w:hAnsi="新細明體" w:cs="新細明體"/>
-                <w:color w:val="1F1F1F"/>
-                <w:kern w:val="0"/>
-                <w:szCs w:val="24"/>
-                <w:bdr w:val="none" w:sz="0" w:space="0" w:color="auto" w:frame="1"/>
-              </w:rPr>
-              <w:t>now(</w:t>
-            </w:r>
-            <w:proofErr w:type="gramEnd"/>
-            <w:r>
-              <w:rPr>
-                <w:rFonts w:ascii="新細明體" w:eastAsia="新細明體" w:hAnsi="新細明體" w:cs="新細明體"/>
-                <w:color w:val="1F1F1F"/>
-                <w:kern w:val="0"/>
-                <w:szCs w:val="24"/>
-                <w:bdr w:val="none" w:sz="0" w:space="0" w:color="auto" w:frame="1"/>
-              </w:rPr>
-              <w:t>)</w:t>
+              <w:t>Default now()</w:t>
             </w:r>
           </w:p>
         </w:tc>
@@ -3049,11 +2871,9 @@
       </w:tr>
     </w:tbl>
     <w:p>
-      <w:proofErr w:type="spellStart"/>
       <w:r>
         <w:t>Interview_Sessions</w:t>
       </w:r>
-      <w:proofErr w:type="spellEnd"/>
     </w:p>
     <w:tbl>
       <w:tblPr>
@@ -3277,7 +3097,6 @@
                 <w:szCs w:val="24"/>
               </w:rPr>
             </w:pPr>
-            <w:proofErr w:type="spellStart"/>
             <w:r>
               <w:rPr>
                 <w:rFonts w:ascii="細明體" w:eastAsia="細明體" w:hAnsi="細明體" w:cs="細明體"/>
@@ -3288,7 +3107,6 @@
               </w:rPr>
               <w:t>session_id</w:t>
             </w:r>
-            <w:proofErr w:type="spellEnd"/>
           </w:p>
         </w:tc>
         <w:tc>
@@ -3444,7 +3262,6 @@
                 <w:szCs w:val="24"/>
               </w:rPr>
             </w:pPr>
-            <w:proofErr w:type="spellStart"/>
             <w:r>
               <w:rPr>
                 <w:rFonts w:ascii="細明體" w:eastAsia="細明體" w:hAnsi="細明體" w:cs="細明體"/>
@@ -3455,7 +3272,6 @@
               </w:rPr>
               <w:t>applicant_id</w:t>
             </w:r>
-            <w:proofErr w:type="spellEnd"/>
           </w:p>
         </w:tc>
         <w:tc>
@@ -3611,7 +3427,6 @@
                 <w:szCs w:val="24"/>
               </w:rPr>
             </w:pPr>
-            <w:proofErr w:type="spellStart"/>
             <w:r>
               <w:rPr>
                 <w:rFonts w:ascii="細明體" w:eastAsia="細明體" w:hAnsi="細明體" w:cs="細明體"/>
@@ -3622,7 +3437,6 @@
               </w:rPr>
               <w:t>resume_id</w:t>
             </w:r>
-            <w:proofErr w:type="spellEnd"/>
           </w:p>
         </w:tc>
         <w:tc>
@@ -3778,7 +3592,6 @@
                 <w:bdr w:val="none" w:sz="0" w:space="0" w:color="auto" w:frame="1"/>
               </w:rPr>
             </w:pPr>
-            <w:proofErr w:type="spellStart"/>
             <w:r>
               <w:rPr>
                 <w:rFonts w:ascii="細明體" w:eastAsia="細明體" w:hAnsi="細明體" w:cs="細明體"/>
@@ -3789,7 +3602,6 @@
               </w:rPr>
               <w:t>job_id</w:t>
             </w:r>
-            <w:proofErr w:type="spellEnd"/>
           </w:p>
         </w:tc>
         <w:tc>
@@ -3995,27 +3807,15 @@
                 <w:szCs w:val="24"/>
               </w:rPr>
             </w:pPr>
-            <w:proofErr w:type="gramStart"/>
-            <w:r>
-              <w:rPr>
-                <w:rFonts w:ascii="新細明體" w:eastAsia="新細明體" w:hAnsi="新細明體" w:cs="新細明體"/>
-                <w:color w:val="1F1F1F"/>
-                <w:kern w:val="0"/>
-                <w:szCs w:val="24"/>
-                <w:bdr w:val="none" w:sz="0" w:space="0" w:color="auto" w:frame="1"/>
-              </w:rPr>
-              <w:t>VARCHAR(</w:t>
-            </w:r>
-            <w:proofErr w:type="gramEnd"/>
-            <w:r>
-              <w:rPr>
-                <w:rFonts w:ascii="新細明體" w:eastAsia="新細明體" w:hAnsi="新細明體" w:cs="新細明體"/>
-                <w:color w:val="1F1F1F"/>
-                <w:kern w:val="0"/>
-                <w:szCs w:val="24"/>
-                <w:bdr w:val="none" w:sz="0" w:space="0" w:color="auto" w:frame="1"/>
-              </w:rPr>
-              <w:t>50)</w:t>
+            <w:r>
+              <w:rPr>
+                <w:rFonts w:ascii="新細明體" w:eastAsia="新細明體" w:hAnsi="新細明體" w:cs="新細明體"/>
+                <w:color w:val="1F1F1F"/>
+                <w:kern w:val="0"/>
+                <w:szCs w:val="24"/>
+                <w:bdr w:val="none" w:sz="0" w:space="0" w:color="auto" w:frame="1"/>
+              </w:rPr>
+              <w:t>VARCHAR(50)</w:t>
             </w:r>
           </w:p>
         </w:tc>
@@ -4132,7 +3932,6 @@
                 <w:szCs w:val="24"/>
               </w:rPr>
             </w:pPr>
-            <w:proofErr w:type="spellStart"/>
             <w:r>
               <w:rPr>
                 <w:rFonts w:ascii="細明體" w:eastAsia="細明體" w:hAnsi="細明體" w:cs="細明體"/>
@@ -4143,7 +3942,6 @@
               </w:rPr>
               <w:t>start_time</w:t>
             </w:r>
-            <w:proofErr w:type="spellEnd"/>
           </w:p>
         </w:tc>
         <w:tc>
@@ -4222,29 +4020,7 @@
                 <w:szCs w:val="24"/>
                 <w:bdr w:val="none" w:sz="0" w:space="0" w:color="auto" w:frame="1"/>
               </w:rPr>
-              <w:t xml:space="preserve">Default </w:t>
-            </w:r>
-            <w:proofErr w:type="gramStart"/>
-            <w:r>
-              <w:rPr>
-                <w:rFonts w:ascii="新細明體" w:eastAsia="新細明體" w:hAnsi="新細明體" w:cs="新細明體"/>
-                <w:color w:val="1F1F1F"/>
-                <w:kern w:val="0"/>
-                <w:szCs w:val="24"/>
-                <w:bdr w:val="none" w:sz="0" w:space="0" w:color="auto" w:frame="1"/>
-              </w:rPr>
-              <w:t>now(</w:t>
-            </w:r>
-            <w:proofErr w:type="gramEnd"/>
-            <w:r>
-              <w:rPr>
-                <w:rFonts w:ascii="新細明體" w:eastAsia="新細明體" w:hAnsi="新細明體" w:cs="新細明體"/>
-                <w:color w:val="1F1F1F"/>
-                <w:kern w:val="0"/>
-                <w:szCs w:val="24"/>
-                <w:bdr w:val="none" w:sz="0" w:space="0" w:color="auto" w:frame="1"/>
-              </w:rPr>
-              <w:t>)</w:t>
+              <w:t>Default now()</w:t>
             </w:r>
           </w:p>
         </w:tc>
@@ -4321,7 +4097,6 @@
                 <w:szCs w:val="24"/>
               </w:rPr>
             </w:pPr>
-            <w:proofErr w:type="spellStart"/>
             <w:r>
               <w:rPr>
                 <w:rFonts w:ascii="細明體" w:eastAsia="細明體" w:hAnsi="細明體" w:cs="細明體"/>
@@ -4332,7 +4107,6 @@
               </w:rPr>
               <w:t>end_time</w:t>
             </w:r>
-            <w:proofErr w:type="spellEnd"/>
           </w:p>
         </w:tc>
         <w:tc>
@@ -4488,7 +4262,6 @@
                 <w:szCs w:val="24"/>
               </w:rPr>
             </w:pPr>
-            <w:proofErr w:type="spellStart"/>
             <w:r>
               <w:rPr>
                 <w:rFonts w:ascii="細明體" w:eastAsia="細明體" w:hAnsi="細明體" w:cs="細明體"/>
@@ -4499,7 +4272,6 @@
               </w:rPr>
               <w:t>audio_url</w:t>
             </w:r>
-            <w:proofErr w:type="spellEnd"/>
           </w:p>
         </w:tc>
         <w:tc>
@@ -4618,29 +4390,7 @@
                 <w:szCs w:val="24"/>
                 <w:bdr w:val="none" w:sz="0" w:space="0" w:color="auto" w:frame="1"/>
               </w:rPr>
-              <w:t>雲端 Storage 儲存的完整面試錄音</w:t>
-            </w:r>
-            <w:proofErr w:type="gramStart"/>
-            <w:r>
-              <w:rPr>
-                <w:rFonts w:ascii="新細明體" w:eastAsia="新細明體" w:hAnsi="新細明體" w:cs="新細明體"/>
-                <w:color w:val="1F1F1F"/>
-                <w:kern w:val="0"/>
-                <w:szCs w:val="24"/>
-                <w:bdr w:val="none" w:sz="0" w:space="0" w:color="auto" w:frame="1"/>
-              </w:rPr>
-              <w:t>檔</w:t>
-            </w:r>
-            <w:proofErr w:type="gramEnd"/>
-            <w:r>
-              <w:rPr>
-                <w:rFonts w:ascii="新細明體" w:eastAsia="新細明體" w:hAnsi="新細明體" w:cs="新細明體"/>
-                <w:color w:val="1F1F1F"/>
-                <w:kern w:val="0"/>
-                <w:szCs w:val="24"/>
-                <w:bdr w:val="none" w:sz="0" w:space="0" w:color="auto" w:frame="1"/>
-              </w:rPr>
-              <w:t>網址</w:t>
+              <w:t>雲端 Storage 儲存的完整面試錄音檔網址</w:t>
             </w:r>
           </w:p>
         </w:tc>
@@ -4677,7 +4427,6 @@
                 <w:bdr w:val="none" w:sz="0" w:space="0" w:color="auto" w:frame="1"/>
               </w:rPr>
             </w:pPr>
-            <w:proofErr w:type="spellStart"/>
             <w:r>
               <w:rPr>
                 <w:rFonts w:ascii="細明體" w:eastAsia="細明體" w:hAnsi="細明體" w:cs="細明體"/>
@@ -4699,58 +4448,45 @@
               </w:rPr>
               <w:t>pplied_position</w:t>
             </w:r>
-            <w:proofErr w:type="spellEnd"/>
-          </w:p>
-        </w:tc>
-        <w:tc>
-          <w:tcPr>
-            <w:tcW w:w="0" w:type="auto"/>
-            <w:tcBorders>
-              <w:top w:val="single" w:sz="6" w:space="0" w:color="auto"/>
-              <w:left w:val="single" w:sz="6" w:space="0" w:color="auto"/>
-              <w:bottom w:val="single" w:sz="6" w:space="0" w:color="auto"/>
-              <w:right w:val="single" w:sz="6" w:space="0" w:color="auto"/>
-            </w:tcBorders>
-            <w:tcMar>
-              <w:top w:w="240" w:type="dxa"/>
-              <w:left w:w="0" w:type="dxa"/>
-              <w:bottom w:w="240" w:type="dxa"/>
-              <w:right w:w="180" w:type="dxa"/>
-            </w:tcMar>
-            <w:vAlign w:val="center"/>
-          </w:tcPr>
-          <w:p>
-            <w:pPr>
-              <w:widowControl/>
-              <w:rPr>
-                <w:rFonts w:ascii="新細明體" w:eastAsia="新細明體" w:hAnsi="新細明體" w:cs="新細明體"/>
-                <w:color w:val="1F1F1F"/>
-                <w:kern w:val="0"/>
-                <w:szCs w:val="24"/>
-                <w:bdr w:val="none" w:sz="0" w:space="0" w:color="auto" w:frame="1"/>
-              </w:rPr>
-            </w:pPr>
-            <w:proofErr w:type="gramStart"/>
-            <w:r>
-              <w:rPr>
-                <w:rFonts w:ascii="新細明體" w:eastAsia="新細明體" w:hAnsi="新細明體" w:cs="新細明體"/>
-                <w:color w:val="1F1F1F"/>
-                <w:kern w:val="0"/>
-                <w:szCs w:val="24"/>
-                <w:bdr w:val="none" w:sz="0" w:space="0" w:color="auto" w:frame="1"/>
-              </w:rPr>
-              <w:t>VARCHAR(</w:t>
-            </w:r>
-            <w:proofErr w:type="gramEnd"/>
-            <w:r>
-              <w:rPr>
-                <w:rFonts w:ascii="新細明體" w:eastAsia="新細明體" w:hAnsi="新細明體" w:cs="新細明體"/>
-                <w:color w:val="1F1F1F"/>
-                <w:kern w:val="0"/>
-                <w:szCs w:val="24"/>
-                <w:bdr w:val="none" w:sz="0" w:space="0" w:color="auto" w:frame="1"/>
-              </w:rPr>
-              <w:t>100)</w:t>
+          </w:p>
+        </w:tc>
+        <w:tc>
+          <w:tcPr>
+            <w:tcW w:w="0" w:type="auto"/>
+            <w:tcBorders>
+              <w:top w:val="single" w:sz="6" w:space="0" w:color="auto"/>
+              <w:left w:val="single" w:sz="6" w:space="0" w:color="auto"/>
+              <w:bottom w:val="single" w:sz="6" w:space="0" w:color="auto"/>
+              <w:right w:val="single" w:sz="6" w:space="0" w:color="auto"/>
+            </w:tcBorders>
+            <w:tcMar>
+              <w:top w:w="240" w:type="dxa"/>
+              <w:left w:w="0" w:type="dxa"/>
+              <w:bottom w:w="240" w:type="dxa"/>
+              <w:right w:w="180" w:type="dxa"/>
+            </w:tcMar>
+            <w:vAlign w:val="center"/>
+          </w:tcPr>
+          <w:p>
+            <w:pPr>
+              <w:widowControl/>
+              <w:rPr>
+                <w:rFonts w:ascii="新細明體" w:eastAsia="新細明體" w:hAnsi="新細明體" w:cs="新細明體"/>
+                <w:color w:val="1F1F1F"/>
+                <w:kern w:val="0"/>
+                <w:szCs w:val="24"/>
+                <w:bdr w:val="none" w:sz="0" w:space="0" w:color="auto" w:frame="1"/>
+              </w:rPr>
+            </w:pPr>
+            <w:r>
+              <w:rPr>
+                <w:rFonts w:ascii="新細明體" w:eastAsia="新細明體" w:hAnsi="新細明體" w:cs="新細明體"/>
+                <w:color w:val="1F1F1F"/>
+                <w:kern w:val="0"/>
+                <w:szCs w:val="24"/>
+                <w:bdr w:val="none" w:sz="0" w:space="0" w:color="auto" w:frame="1"/>
+              </w:rPr>
+              <w:t>VARCHAR(100)</w:t>
             </w:r>
           </w:p>
         </w:tc>
@@ -4867,7 +4603,6 @@
                 <w:bdr w:val="none" w:sz="0" w:space="0" w:color="auto" w:frame="1"/>
               </w:rPr>
             </w:pPr>
-            <w:proofErr w:type="spellStart"/>
             <w:r>
               <w:rPr>
                 <w:rFonts w:ascii="細明體" w:eastAsia="細明體" w:hAnsi="細明體" w:cs="細明體"/>
@@ -4878,58 +4613,45 @@
               </w:rPr>
               <w:t>interview_type</w:t>
             </w:r>
-            <w:proofErr w:type="spellEnd"/>
-          </w:p>
-        </w:tc>
-        <w:tc>
-          <w:tcPr>
-            <w:tcW w:w="0" w:type="auto"/>
-            <w:tcBorders>
-              <w:top w:val="single" w:sz="6" w:space="0" w:color="auto"/>
-              <w:left w:val="single" w:sz="6" w:space="0" w:color="auto"/>
-              <w:bottom w:val="single" w:sz="6" w:space="0" w:color="auto"/>
-              <w:right w:val="single" w:sz="6" w:space="0" w:color="auto"/>
-            </w:tcBorders>
-            <w:tcMar>
-              <w:top w:w="240" w:type="dxa"/>
-              <w:left w:w="0" w:type="dxa"/>
-              <w:bottom w:w="240" w:type="dxa"/>
-              <w:right w:w="180" w:type="dxa"/>
-            </w:tcMar>
-            <w:vAlign w:val="center"/>
-          </w:tcPr>
-          <w:p>
-            <w:pPr>
-              <w:widowControl/>
-              <w:rPr>
-                <w:rFonts w:ascii="新細明體" w:eastAsia="新細明體" w:hAnsi="新細明體" w:cs="新細明體"/>
-                <w:color w:val="1F1F1F"/>
-                <w:kern w:val="0"/>
-                <w:szCs w:val="24"/>
-                <w:bdr w:val="none" w:sz="0" w:space="0" w:color="auto" w:frame="1"/>
-              </w:rPr>
-            </w:pPr>
-            <w:proofErr w:type="gramStart"/>
-            <w:r>
-              <w:rPr>
-                <w:rFonts w:ascii="新細明體" w:eastAsia="新細明體" w:hAnsi="新細明體" w:cs="新細明體"/>
-                <w:color w:val="1F1F1F"/>
-                <w:kern w:val="0"/>
-                <w:szCs w:val="24"/>
-                <w:bdr w:val="none" w:sz="0" w:space="0" w:color="auto" w:frame="1"/>
-              </w:rPr>
-              <w:t>VARCHAR(</w:t>
-            </w:r>
-            <w:proofErr w:type="gramEnd"/>
-            <w:r>
-              <w:rPr>
-                <w:rFonts w:ascii="新細明體" w:eastAsia="新細明體" w:hAnsi="新細明體" w:cs="新細明體"/>
-                <w:color w:val="1F1F1F"/>
-                <w:kern w:val="0"/>
-                <w:szCs w:val="24"/>
-                <w:bdr w:val="none" w:sz="0" w:space="0" w:color="auto" w:frame="1"/>
-              </w:rPr>
-              <w:t>50)</w:t>
+          </w:p>
+        </w:tc>
+        <w:tc>
+          <w:tcPr>
+            <w:tcW w:w="0" w:type="auto"/>
+            <w:tcBorders>
+              <w:top w:val="single" w:sz="6" w:space="0" w:color="auto"/>
+              <w:left w:val="single" w:sz="6" w:space="0" w:color="auto"/>
+              <w:bottom w:val="single" w:sz="6" w:space="0" w:color="auto"/>
+              <w:right w:val="single" w:sz="6" w:space="0" w:color="auto"/>
+            </w:tcBorders>
+            <w:tcMar>
+              <w:top w:w="240" w:type="dxa"/>
+              <w:left w:w="0" w:type="dxa"/>
+              <w:bottom w:w="240" w:type="dxa"/>
+              <w:right w:w="180" w:type="dxa"/>
+            </w:tcMar>
+            <w:vAlign w:val="center"/>
+          </w:tcPr>
+          <w:p>
+            <w:pPr>
+              <w:widowControl/>
+              <w:rPr>
+                <w:rFonts w:ascii="新細明體" w:eastAsia="新細明體" w:hAnsi="新細明體" w:cs="新細明體"/>
+                <w:color w:val="1F1F1F"/>
+                <w:kern w:val="0"/>
+                <w:szCs w:val="24"/>
+                <w:bdr w:val="none" w:sz="0" w:space="0" w:color="auto" w:frame="1"/>
+              </w:rPr>
+            </w:pPr>
+            <w:r>
+              <w:rPr>
+                <w:rFonts w:ascii="新細明體" w:eastAsia="新細明體" w:hAnsi="新細明體" w:cs="新細明體"/>
+                <w:color w:val="1F1F1F"/>
+                <w:kern w:val="0"/>
+                <w:szCs w:val="24"/>
+                <w:bdr w:val="none" w:sz="0" w:space="0" w:color="auto" w:frame="1"/>
+              </w:rPr>
+              <w:t>VARCHAR(50)</w:t>
             </w:r>
           </w:p>
         </w:tc>
@@ -5253,7 +4975,6 @@
                 <w:szCs w:val="24"/>
               </w:rPr>
             </w:pPr>
-            <w:proofErr w:type="spellStart"/>
             <w:r>
               <w:rPr>
                 <w:rFonts w:ascii="細明體" w:eastAsia="細明體" w:hAnsi="細明體" w:cs="細明體"/>
@@ -5264,7 +4985,6 @@
               </w:rPr>
               <w:t>transcript_id</w:t>
             </w:r>
-            <w:proofErr w:type="spellEnd"/>
           </w:p>
         </w:tc>
         <w:tc>
@@ -5375,27 +5095,15 @@
                 <w:szCs w:val="24"/>
               </w:rPr>
             </w:pPr>
-            <w:proofErr w:type="gramStart"/>
-            <w:r>
-              <w:rPr>
-                <w:rFonts w:ascii="新細明體" w:eastAsia="新細明體" w:hAnsi="新細明體" w:cs="新細明體"/>
-                <w:color w:val="1F1F1F"/>
-                <w:kern w:val="0"/>
-                <w:szCs w:val="24"/>
-                <w:bdr w:val="none" w:sz="0" w:space="0" w:color="auto" w:frame="1"/>
-              </w:rPr>
-              <w:t>逐字稿單句</w:t>
-            </w:r>
-            <w:proofErr w:type="gramEnd"/>
-            <w:r>
-              <w:rPr>
-                <w:rFonts w:ascii="新細明體" w:eastAsia="新細明體" w:hAnsi="新細明體" w:cs="新細明體"/>
-                <w:color w:val="1F1F1F"/>
-                <w:kern w:val="0"/>
-                <w:szCs w:val="24"/>
-                <w:bdr w:val="none" w:sz="0" w:space="0" w:color="auto" w:frame="1"/>
-              </w:rPr>
-              <w:t>唯一識別碼</w:t>
+            <w:r>
+              <w:rPr>
+                <w:rFonts w:ascii="新細明體" w:eastAsia="新細明體" w:hAnsi="新細明體" w:cs="新細明體"/>
+                <w:color w:val="1F1F1F"/>
+                <w:kern w:val="0"/>
+                <w:szCs w:val="24"/>
+                <w:bdr w:val="none" w:sz="0" w:space="0" w:color="auto" w:frame="1"/>
+              </w:rPr>
+              <w:t>逐字稿單句唯一識別碼</w:t>
             </w:r>
           </w:p>
         </w:tc>
@@ -5432,7 +5140,6 @@
                 <w:szCs w:val="24"/>
               </w:rPr>
             </w:pPr>
-            <w:proofErr w:type="spellStart"/>
             <w:r>
               <w:rPr>
                 <w:rFonts w:ascii="細明體" w:eastAsia="細明體" w:hAnsi="細明體" w:cs="細明體"/>
@@ -5443,7 +5150,6 @@
               </w:rPr>
               <w:t>session_id</w:t>
             </w:r>
-            <w:proofErr w:type="spellEnd"/>
           </w:p>
         </w:tc>
         <w:tc>
@@ -5639,27 +5345,15 @@
                 <w:szCs w:val="24"/>
               </w:rPr>
             </w:pPr>
-            <w:proofErr w:type="gramStart"/>
-            <w:r>
-              <w:rPr>
-                <w:rFonts w:ascii="新細明體" w:eastAsia="新細明體" w:hAnsi="新細明體" w:cs="新細明體"/>
-                <w:color w:val="1F1F1F"/>
-                <w:kern w:val="0"/>
-                <w:szCs w:val="24"/>
-                <w:bdr w:val="none" w:sz="0" w:space="0" w:color="auto" w:frame="1"/>
-              </w:rPr>
-              <w:t>VARCHAR(</w:t>
-            </w:r>
-            <w:proofErr w:type="gramEnd"/>
-            <w:r>
-              <w:rPr>
-                <w:rFonts w:ascii="新細明體" w:eastAsia="新細明體" w:hAnsi="新細明體" w:cs="新細明體"/>
-                <w:color w:val="1F1F1F"/>
-                <w:kern w:val="0"/>
-                <w:szCs w:val="24"/>
-                <w:bdr w:val="none" w:sz="0" w:space="0" w:color="auto" w:frame="1"/>
-              </w:rPr>
-              <w:t>50)</w:t>
+            <w:r>
+              <w:rPr>
+                <w:rFonts w:ascii="新細明體" w:eastAsia="新細明體" w:hAnsi="新細明體" w:cs="新細明體"/>
+                <w:color w:val="1F1F1F"/>
+                <w:kern w:val="0"/>
+                <w:szCs w:val="24"/>
+                <w:bdr w:val="none" w:sz="0" w:space="0" w:color="auto" w:frame="1"/>
+              </w:rPr>
+              <w:t>VARCHAR(50)</w:t>
             </w:r>
           </w:p>
         </w:tc>
@@ -5816,7 +5510,6 @@
                 <w:szCs w:val="24"/>
               </w:rPr>
             </w:pPr>
-            <w:proofErr w:type="spellStart"/>
             <w:r>
               <w:rPr>
                 <w:rFonts w:ascii="細明體" w:eastAsia="細明體" w:hAnsi="細明體" w:cs="細明體"/>
@@ -5827,7 +5520,6 @@
               </w:rPr>
               <w:t>text_content</w:t>
             </w:r>
-            <w:proofErr w:type="spellEnd"/>
           </w:p>
         </w:tc>
         <w:tc>
@@ -5983,7 +5675,6 @@
                 <w:szCs w:val="24"/>
               </w:rPr>
             </w:pPr>
-            <w:proofErr w:type="spellStart"/>
             <w:r>
               <w:rPr>
                 <w:rFonts w:ascii="細明體" w:eastAsia="細明體" w:hAnsi="細明體" w:cs="細明體"/>
@@ -5994,7 +5685,6 @@
               </w:rPr>
               <w:t>created_at</w:t>
             </w:r>
-            <w:proofErr w:type="spellEnd"/>
           </w:p>
         </w:tc>
         <w:tc>
@@ -6073,29 +5763,7 @@
                 <w:szCs w:val="24"/>
                 <w:bdr w:val="none" w:sz="0" w:space="0" w:color="auto" w:frame="1"/>
               </w:rPr>
-              <w:t xml:space="preserve">Default </w:t>
-            </w:r>
-            <w:proofErr w:type="gramStart"/>
-            <w:r>
-              <w:rPr>
-                <w:rFonts w:ascii="新細明體" w:eastAsia="新細明體" w:hAnsi="新細明體" w:cs="新細明體"/>
-                <w:color w:val="1F1F1F"/>
-                <w:kern w:val="0"/>
-                <w:szCs w:val="24"/>
-                <w:bdr w:val="none" w:sz="0" w:space="0" w:color="auto" w:frame="1"/>
-              </w:rPr>
-              <w:t>now(</w:t>
-            </w:r>
-            <w:proofErr w:type="gramEnd"/>
-            <w:r>
-              <w:rPr>
-                <w:rFonts w:ascii="新細明體" w:eastAsia="新細明體" w:hAnsi="新細明體" w:cs="新細明體"/>
-                <w:color w:val="1F1F1F"/>
-                <w:kern w:val="0"/>
-                <w:szCs w:val="24"/>
-                <w:bdr w:val="none" w:sz="0" w:space="0" w:color="auto" w:frame="1"/>
-              </w:rPr>
-              <w:t>)</w:t>
+              <w:t>Default now()</w:t>
             </w:r>
           </w:p>
         </w:tc>
@@ -6142,11 +5810,9 @@
       </w:tr>
     </w:tbl>
     <w:p>
-      <w:proofErr w:type="spellStart"/>
       <w:r>
         <w:t>Emotion_Logs</w:t>
       </w:r>
-      <w:proofErr w:type="spellEnd"/>
     </w:p>
     <w:tbl>
       <w:tblPr>
@@ -6370,7 +6036,6 @@
                 <w:szCs w:val="24"/>
               </w:rPr>
             </w:pPr>
-            <w:proofErr w:type="spellStart"/>
             <w:r>
               <w:rPr>
                 <w:rFonts w:ascii="細明體" w:eastAsia="細明體" w:hAnsi="細明體" w:cs="細明體"/>
@@ -6381,7 +6046,6 @@
               </w:rPr>
               <w:t>log_id</w:t>
             </w:r>
-            <w:proofErr w:type="spellEnd"/>
           </w:p>
         </w:tc>
         <w:tc>
@@ -6537,7 +6201,6 @@
                 <w:szCs w:val="24"/>
               </w:rPr>
             </w:pPr>
-            <w:proofErr w:type="spellStart"/>
             <w:r>
               <w:rPr>
                 <w:rFonts w:ascii="細明體" w:eastAsia="細明體" w:hAnsi="細明體" w:cs="細明體"/>
@@ -6548,7 +6211,6 @@
               </w:rPr>
               <w:t>session_id</w:t>
             </w:r>
-            <w:proofErr w:type="spellEnd"/>
           </w:p>
         </w:tc>
         <w:tc>
@@ -6704,7 +6366,6 @@
                 <w:szCs w:val="24"/>
               </w:rPr>
             </w:pPr>
-            <w:proofErr w:type="spellStart"/>
             <w:r>
               <w:rPr>
                 <w:rFonts w:ascii="細明體" w:eastAsia="細明體" w:hAnsi="細明體" w:cs="細明體"/>
@@ -6715,58 +6376,45 @@
               </w:rPr>
               <w:t>timestamp_mark</w:t>
             </w:r>
-            <w:proofErr w:type="spellEnd"/>
-          </w:p>
-        </w:tc>
-        <w:tc>
-          <w:tcPr>
-            <w:tcW w:w="0" w:type="auto"/>
-            <w:tcBorders>
-              <w:top w:val="single" w:sz="6" w:space="0" w:color="auto"/>
-              <w:left w:val="single" w:sz="6" w:space="0" w:color="auto"/>
-              <w:bottom w:val="single" w:sz="6" w:space="0" w:color="auto"/>
-              <w:right w:val="single" w:sz="6" w:space="0" w:color="auto"/>
-            </w:tcBorders>
-            <w:tcMar>
-              <w:top w:w="240" w:type="dxa"/>
-              <w:left w:w="0" w:type="dxa"/>
-              <w:bottom w:w="240" w:type="dxa"/>
-              <w:right w:w="180" w:type="dxa"/>
-            </w:tcMar>
-            <w:vAlign w:val="center"/>
-            <w:hideMark/>
-          </w:tcPr>
-          <w:p>
-            <w:pPr>
-              <w:widowControl/>
-              <w:rPr>
-                <w:rFonts w:ascii="新細明體" w:eastAsia="新細明體" w:hAnsi="新細明體" w:cs="新細明體"/>
-                <w:color w:val="1F1F1F"/>
-                <w:kern w:val="0"/>
-                <w:szCs w:val="24"/>
-              </w:rPr>
-            </w:pPr>
-            <w:proofErr w:type="gramStart"/>
-            <w:r>
-              <w:rPr>
-                <w:rFonts w:ascii="新細明體" w:eastAsia="新細明體" w:hAnsi="新細明體" w:cs="新細明體"/>
-                <w:color w:val="1F1F1F"/>
-                <w:kern w:val="0"/>
-                <w:szCs w:val="24"/>
-                <w:bdr w:val="none" w:sz="0" w:space="0" w:color="auto" w:frame="1"/>
-              </w:rPr>
-              <w:t>VARCHAR(</w:t>
-            </w:r>
-            <w:proofErr w:type="gramEnd"/>
-            <w:r>
-              <w:rPr>
-                <w:rFonts w:ascii="新細明體" w:eastAsia="新細明體" w:hAnsi="新細明體" w:cs="新細明體"/>
-                <w:color w:val="1F1F1F"/>
-                <w:kern w:val="0"/>
-                <w:szCs w:val="24"/>
-                <w:bdr w:val="none" w:sz="0" w:space="0" w:color="auto" w:frame="1"/>
-              </w:rPr>
-              <w:t>50)</w:t>
+          </w:p>
+        </w:tc>
+        <w:tc>
+          <w:tcPr>
+            <w:tcW w:w="0" w:type="auto"/>
+            <w:tcBorders>
+              <w:top w:val="single" w:sz="6" w:space="0" w:color="auto"/>
+              <w:left w:val="single" w:sz="6" w:space="0" w:color="auto"/>
+              <w:bottom w:val="single" w:sz="6" w:space="0" w:color="auto"/>
+              <w:right w:val="single" w:sz="6" w:space="0" w:color="auto"/>
+            </w:tcBorders>
+            <w:tcMar>
+              <w:top w:w="240" w:type="dxa"/>
+              <w:left w:w="0" w:type="dxa"/>
+              <w:bottom w:w="240" w:type="dxa"/>
+              <w:right w:w="180" w:type="dxa"/>
+            </w:tcMar>
+            <w:vAlign w:val="center"/>
+            <w:hideMark/>
+          </w:tcPr>
+          <w:p>
+            <w:pPr>
+              <w:widowControl/>
+              <w:rPr>
+                <w:rFonts w:ascii="新細明體" w:eastAsia="新細明體" w:hAnsi="新細明體" w:cs="新細明體"/>
+                <w:color w:val="1F1F1F"/>
+                <w:kern w:val="0"/>
+                <w:szCs w:val="24"/>
+              </w:rPr>
+            </w:pPr>
+            <w:r>
+              <w:rPr>
+                <w:rFonts w:ascii="新細明體" w:eastAsia="新細明體" w:hAnsi="新細明體" w:cs="新細明體"/>
+                <w:color w:val="1F1F1F"/>
+                <w:kern w:val="0"/>
+                <w:szCs w:val="24"/>
+                <w:bdr w:val="none" w:sz="0" w:space="0" w:color="auto" w:frame="1"/>
+              </w:rPr>
+              <w:t>VARCHAR(50)</w:t>
             </w:r>
           </w:p>
         </w:tc>
@@ -6923,27 +6571,15 @@
                 <w:szCs w:val="24"/>
               </w:rPr>
             </w:pPr>
-            <w:proofErr w:type="gramStart"/>
-            <w:r>
-              <w:rPr>
-                <w:rFonts w:ascii="新細明體" w:eastAsia="新細明體" w:hAnsi="新細明體" w:cs="新細明體"/>
-                <w:color w:val="1F1F1F"/>
-                <w:kern w:val="0"/>
-                <w:szCs w:val="24"/>
-                <w:bdr w:val="none" w:sz="0" w:space="0" w:color="auto" w:frame="1"/>
-              </w:rPr>
-              <w:t>VARCHAR(</w:t>
-            </w:r>
-            <w:proofErr w:type="gramEnd"/>
-            <w:r>
-              <w:rPr>
-                <w:rFonts w:ascii="新細明體" w:eastAsia="新細明體" w:hAnsi="新細明體" w:cs="新細明體"/>
-                <w:color w:val="1F1F1F"/>
-                <w:kern w:val="0"/>
-                <w:szCs w:val="24"/>
-                <w:bdr w:val="none" w:sz="0" w:space="0" w:color="auto" w:frame="1"/>
-              </w:rPr>
-              <w:t>100)</w:t>
+            <w:r>
+              <w:rPr>
+                <w:rFonts w:ascii="新細明體" w:eastAsia="新細明體" w:hAnsi="新細明體" w:cs="新細明體"/>
+                <w:color w:val="1F1F1F"/>
+                <w:kern w:val="0"/>
+                <w:szCs w:val="24"/>
+                <w:bdr w:val="none" w:sz="0" w:space="0" w:color="auto" w:frame="1"/>
+              </w:rPr>
+              <w:t>VARCHAR(100)</w:t>
             </w:r>
           </w:p>
         </w:tc>
@@ -7060,7 +6696,6 @@
                 <w:szCs w:val="24"/>
               </w:rPr>
             </w:pPr>
-            <w:proofErr w:type="spellStart"/>
             <w:r>
               <w:rPr>
                 <w:rFonts w:ascii="細明體" w:eastAsia="細明體" w:hAnsi="細明體" w:cs="細明體"/>
@@ -7071,7 +6706,6 @@
               </w:rPr>
               <w:t>focus_score</w:t>
             </w:r>
-            <w:proofErr w:type="spellEnd"/>
           </w:p>
         </w:tc>
         <w:tc>
@@ -7227,7 +6861,6 @@
                 <w:szCs w:val="24"/>
               </w:rPr>
             </w:pPr>
-            <w:proofErr w:type="spellStart"/>
             <w:r>
               <w:rPr>
                 <w:rFonts w:ascii="細明體" w:eastAsia="細明體" w:hAnsi="細明體" w:cs="細明體"/>
@@ -7238,7 +6871,6 @@
               </w:rPr>
               <w:t>created_at</w:t>
             </w:r>
-            <w:proofErr w:type="spellEnd"/>
           </w:p>
         </w:tc>
         <w:tc>
@@ -7317,29 +6949,7 @@
                 <w:szCs w:val="24"/>
                 <w:bdr w:val="none" w:sz="0" w:space="0" w:color="auto" w:frame="1"/>
               </w:rPr>
-              <w:t xml:space="preserve">Default </w:t>
-            </w:r>
-            <w:proofErr w:type="gramStart"/>
-            <w:r>
-              <w:rPr>
-                <w:rFonts w:ascii="新細明體" w:eastAsia="新細明體" w:hAnsi="新細明體" w:cs="新細明體"/>
-                <w:color w:val="1F1F1F"/>
-                <w:kern w:val="0"/>
-                <w:szCs w:val="24"/>
-                <w:bdr w:val="none" w:sz="0" w:space="0" w:color="auto" w:frame="1"/>
-              </w:rPr>
-              <w:t>now(</w:t>
-            </w:r>
-            <w:proofErr w:type="gramEnd"/>
-            <w:r>
-              <w:rPr>
-                <w:rFonts w:ascii="新細明體" w:eastAsia="新細明體" w:hAnsi="新細明體" w:cs="新細明體"/>
-                <w:color w:val="1F1F1F"/>
-                <w:kern w:val="0"/>
-                <w:szCs w:val="24"/>
-                <w:bdr w:val="none" w:sz="0" w:space="0" w:color="auto" w:frame="1"/>
-              </w:rPr>
-              <w:t>)</w:t>
+              <w:t>Default now()</w:t>
             </w:r>
           </w:p>
         </w:tc>
@@ -7388,20 +6998,12 @@
     <w:p/>
     <w:p/>
     <w:p/>
+    <w:p/>
     <w:p>
-      <w:pPr>
-        <w:rPr>
-          <w:rFonts w:hint="eastAsia"/>
-        </w:rPr>
-      </w:pPr>
-    </w:p>
-    <w:p>
-      <w:proofErr w:type="spellStart"/>
       <w:r>
         <w:lastRenderedPageBreak/>
         <w:t>Evaluation_Reports</w:t>
       </w:r>
-      <w:proofErr w:type="spellEnd"/>
     </w:p>
     <w:tbl>
       <w:tblPr>
@@ -7625,7 +7227,6 @@
                 <w:szCs w:val="24"/>
               </w:rPr>
             </w:pPr>
-            <w:proofErr w:type="spellStart"/>
             <w:r>
               <w:rPr>
                 <w:rFonts w:ascii="細明體" w:eastAsia="細明體" w:hAnsi="細明體" w:cs="細明體"/>
@@ -7636,7 +7237,6 @@
               </w:rPr>
               <w:t>report_id</w:t>
             </w:r>
-            <w:proofErr w:type="spellEnd"/>
           </w:p>
         </w:tc>
         <w:tc>
@@ -7792,7 +7392,6 @@
                 <w:szCs w:val="24"/>
               </w:rPr>
             </w:pPr>
-            <w:proofErr w:type="spellStart"/>
             <w:r>
               <w:rPr>
                 <w:rFonts w:ascii="細明體" w:eastAsia="細明體" w:hAnsi="細明體" w:cs="細明體"/>
@@ -7803,7 +7402,6 @@
               </w:rPr>
               <w:t>session_id</w:t>
             </w:r>
-            <w:proofErr w:type="spellEnd"/>
           </w:p>
         </w:tc>
         <w:tc>
@@ -7959,7 +7557,6 @@
                 <w:szCs w:val="24"/>
               </w:rPr>
             </w:pPr>
-            <w:proofErr w:type="spellStart"/>
             <w:r>
               <w:rPr>
                 <w:rFonts w:ascii="細明體" w:eastAsia="細明體" w:hAnsi="細明體" w:cs="細明體"/>
@@ -7970,7 +7567,6 @@
               </w:rPr>
               <w:t>professional_score</w:t>
             </w:r>
-            <w:proofErr w:type="spellEnd"/>
           </w:p>
         </w:tc>
         <w:tc>
@@ -8138,7 +7734,6 @@
                 <w:szCs w:val="24"/>
               </w:rPr>
             </w:pPr>
-            <w:proofErr w:type="spellStart"/>
             <w:r>
               <w:rPr>
                 <w:rFonts w:ascii="細明體" w:eastAsia="細明體" w:hAnsi="細明體" w:cs="細明體"/>
@@ -8149,7 +7744,6 @@
               </w:rPr>
               <w:t>communication_score</w:t>
             </w:r>
-            <w:proofErr w:type="spellEnd"/>
           </w:p>
         </w:tc>
         <w:tc>
@@ -8317,7 +7911,6 @@
                 <w:szCs w:val="24"/>
               </w:rPr>
             </w:pPr>
-            <w:proofErr w:type="spellStart"/>
             <w:r>
               <w:rPr>
                 <w:rFonts w:ascii="細明體" w:eastAsia="細明體" w:hAnsi="細明體" w:cs="細明體"/>
@@ -8328,7 +7921,6 @@
               </w:rPr>
               <w:t>confidence_score</w:t>
             </w:r>
-            <w:proofErr w:type="spellEnd"/>
           </w:p>
         </w:tc>
         <w:tc>
@@ -8496,7 +8088,6 @@
                 <w:szCs w:val="24"/>
               </w:rPr>
             </w:pPr>
-            <w:proofErr w:type="spellStart"/>
             <w:r>
               <w:rPr>
                 <w:rFonts w:ascii="細明體" w:eastAsia="細明體" w:hAnsi="細明體" w:cs="細明體"/>
@@ -8507,7 +8098,6 @@
               </w:rPr>
               <w:t>blink_count</w:t>
             </w:r>
-            <w:proofErr w:type="spellEnd"/>
           </w:p>
         </w:tc>
         <w:tc>
@@ -8638,29 +8228,7 @@
                 <w:szCs w:val="24"/>
                 <w:bdr w:val="none" w:sz="0" w:space="0" w:color="auto" w:frame="1"/>
               </w:rPr>
-              <w:t xml:space="preserve"> 整場面試的</w:t>
-            </w:r>
-            <w:proofErr w:type="gramStart"/>
-            <w:r>
-              <w:rPr>
-                <w:rFonts w:ascii="新細明體" w:eastAsia="新細明體" w:hAnsi="新細明體" w:cs="新細明體"/>
-                <w:color w:val="1F1F1F"/>
-                <w:kern w:val="0"/>
-                <w:szCs w:val="24"/>
-                <w:bdr w:val="none" w:sz="0" w:space="0" w:color="auto" w:frame="1"/>
-              </w:rPr>
-              <w:t>總眨眼</w:t>
-            </w:r>
-            <w:proofErr w:type="gramEnd"/>
-            <w:r>
-              <w:rPr>
-                <w:rFonts w:ascii="新細明體" w:eastAsia="新細明體" w:hAnsi="新細明體" w:cs="新細明體"/>
-                <w:color w:val="1F1F1F"/>
-                <w:kern w:val="0"/>
-                <w:szCs w:val="24"/>
-                <w:bdr w:val="none" w:sz="0" w:space="0" w:color="auto" w:frame="1"/>
-              </w:rPr>
-              <w:t>次數</w:t>
+              <w:t xml:space="preserve"> 整場面試的總眨眼次數</w:t>
             </w:r>
           </w:p>
         </w:tc>
@@ -8697,7 +8265,6 @@
                 <w:szCs w:val="24"/>
               </w:rPr>
             </w:pPr>
-            <w:proofErr w:type="spellStart"/>
             <w:r>
               <w:rPr>
                 <w:rFonts w:ascii="細明體" w:eastAsia="細明體" w:hAnsi="細明體" w:cs="細明體"/>
@@ -8708,7 +8275,6 @@
               </w:rPr>
               <w:t>happy_ratio</w:t>
             </w:r>
-            <w:proofErr w:type="spellEnd"/>
           </w:p>
         </w:tc>
         <w:tc>
@@ -8839,29 +8405,7 @@
                 <w:szCs w:val="24"/>
                 <w:bdr w:val="none" w:sz="0" w:space="0" w:color="auto" w:frame="1"/>
               </w:rPr>
-              <w:t xml:space="preserve"> 開心表情所</w:t>
-            </w:r>
-            <w:proofErr w:type="gramStart"/>
-            <w:r>
-              <w:rPr>
-                <w:rFonts w:ascii="新細明體" w:eastAsia="新細明體" w:hAnsi="新細明體" w:cs="新細明體"/>
-                <w:color w:val="1F1F1F"/>
-                <w:kern w:val="0"/>
-                <w:szCs w:val="24"/>
-                <w:bdr w:val="none" w:sz="0" w:space="0" w:color="auto" w:frame="1"/>
-              </w:rPr>
-              <w:t>佔</w:t>
-            </w:r>
-            <w:proofErr w:type="gramEnd"/>
-            <w:r>
-              <w:rPr>
-                <w:rFonts w:ascii="新細明體" w:eastAsia="新細明體" w:hAnsi="新細明體" w:cs="新細明體"/>
-                <w:color w:val="1F1F1F"/>
-                <w:kern w:val="0"/>
-                <w:szCs w:val="24"/>
-                <w:bdr w:val="none" w:sz="0" w:space="0" w:color="auto" w:frame="1"/>
-              </w:rPr>
-              <w:t>比例 (0~1)</w:t>
+              <w:t xml:space="preserve"> 開心表情所佔比例 (0~1)</w:t>
             </w:r>
           </w:p>
         </w:tc>
@@ -8898,7 +8442,6 @@
                 <w:szCs w:val="24"/>
               </w:rPr>
             </w:pPr>
-            <w:proofErr w:type="spellStart"/>
             <w:r>
               <w:rPr>
                 <w:rFonts w:ascii="細明體" w:eastAsia="細明體" w:hAnsi="細明體" w:cs="細明體"/>
@@ -8909,7 +8452,6 @@
               </w:rPr>
               <w:t>neutral_ratio</w:t>
             </w:r>
-            <w:proofErr w:type="spellEnd"/>
           </w:p>
         </w:tc>
         <w:tc>
@@ -9040,29 +8582,7 @@
                 <w:szCs w:val="24"/>
                 <w:bdr w:val="none" w:sz="0" w:space="0" w:color="auto" w:frame="1"/>
               </w:rPr>
-              <w:t xml:space="preserve"> 平靜表情所</w:t>
-            </w:r>
-            <w:proofErr w:type="gramStart"/>
-            <w:r>
-              <w:rPr>
-                <w:rFonts w:ascii="新細明體" w:eastAsia="新細明體" w:hAnsi="新細明體" w:cs="新細明體"/>
-                <w:color w:val="1F1F1F"/>
-                <w:kern w:val="0"/>
-                <w:szCs w:val="24"/>
-                <w:bdr w:val="none" w:sz="0" w:space="0" w:color="auto" w:frame="1"/>
-              </w:rPr>
-              <w:t>佔</w:t>
-            </w:r>
-            <w:proofErr w:type="gramEnd"/>
-            <w:r>
-              <w:rPr>
-                <w:rFonts w:ascii="新細明體" w:eastAsia="新細明體" w:hAnsi="新細明體" w:cs="新細明體"/>
-                <w:color w:val="1F1F1F"/>
-                <w:kern w:val="0"/>
-                <w:szCs w:val="24"/>
-                <w:bdr w:val="none" w:sz="0" w:space="0" w:color="auto" w:frame="1"/>
-              </w:rPr>
-              <w:t>比例 (0~1)</w:t>
+              <w:t xml:space="preserve"> 平靜表情所佔比例 (0~1)</w:t>
             </w:r>
           </w:p>
         </w:tc>
@@ -9099,7 +8619,6 @@
                 <w:szCs w:val="24"/>
               </w:rPr>
             </w:pPr>
-            <w:proofErr w:type="spellStart"/>
             <w:r>
               <w:rPr>
                 <w:rFonts w:ascii="細明體" w:eastAsia="細明體" w:hAnsi="細明體" w:cs="細明體"/>
@@ -9110,7 +8629,6 @@
               </w:rPr>
               <w:t>sad_ratio</w:t>
             </w:r>
-            <w:proofErr w:type="spellEnd"/>
           </w:p>
         </w:tc>
         <w:tc>
@@ -9241,29 +8759,7 @@
                 <w:szCs w:val="24"/>
                 <w:bdr w:val="none" w:sz="0" w:space="0" w:color="auto" w:frame="1"/>
               </w:rPr>
-              <w:t xml:space="preserve"> 悲傷/緊張表情所</w:t>
-            </w:r>
-            <w:proofErr w:type="gramStart"/>
-            <w:r>
-              <w:rPr>
-                <w:rFonts w:ascii="新細明體" w:eastAsia="新細明體" w:hAnsi="新細明體" w:cs="新細明體"/>
-                <w:color w:val="1F1F1F"/>
-                <w:kern w:val="0"/>
-                <w:szCs w:val="24"/>
-                <w:bdr w:val="none" w:sz="0" w:space="0" w:color="auto" w:frame="1"/>
-              </w:rPr>
-              <w:t>佔</w:t>
-            </w:r>
-            <w:proofErr w:type="gramEnd"/>
-            <w:r>
-              <w:rPr>
-                <w:rFonts w:ascii="新細明體" w:eastAsia="新細明體" w:hAnsi="新細明體" w:cs="新細明體"/>
-                <w:color w:val="1F1F1F"/>
-                <w:kern w:val="0"/>
-                <w:szCs w:val="24"/>
-                <w:bdr w:val="none" w:sz="0" w:space="0" w:color="auto" w:frame="1"/>
-              </w:rPr>
-              <w:t>比例 (0~1)</w:t>
+              <w:t xml:space="preserve"> 悲傷/緊張表情所佔比例 (0~1)</w:t>
             </w:r>
           </w:p>
         </w:tc>
@@ -9300,7 +8796,6 @@
                 <w:szCs w:val="24"/>
               </w:rPr>
             </w:pPr>
-            <w:proofErr w:type="spellStart"/>
             <w:r>
               <w:rPr>
                 <w:rFonts w:ascii="細明體" w:eastAsia="細明體" w:hAnsi="細明體" w:cs="細明體"/>
@@ -9311,7 +8806,6 @@
               </w:rPr>
               <w:t>ai_feedback</w:t>
             </w:r>
-            <w:proofErr w:type="spellEnd"/>
           </w:p>
         </w:tc>
         <w:tc>
@@ -9479,7 +8973,6 @@
                 <w:szCs w:val="24"/>
               </w:rPr>
             </w:pPr>
-            <w:proofErr w:type="spellStart"/>
             <w:r>
               <w:rPr>
                 <w:rFonts w:ascii="細明體" w:eastAsia="細明體" w:hAnsi="細明體" w:cs="細明體"/>
@@ -9490,7 +8983,6 @@
               </w:rPr>
               <w:t>created_at</w:t>
             </w:r>
-            <w:proofErr w:type="spellEnd"/>
           </w:p>
         </w:tc>
         <w:tc>
@@ -9569,29 +9061,7 @@
                 <w:szCs w:val="24"/>
                 <w:bdr w:val="none" w:sz="0" w:space="0" w:color="auto" w:frame="1"/>
               </w:rPr>
-              <w:t xml:space="preserve">Default </w:t>
-            </w:r>
-            <w:proofErr w:type="gramStart"/>
-            <w:r>
-              <w:rPr>
-                <w:rFonts w:ascii="新細明體" w:eastAsia="新細明體" w:hAnsi="新細明體" w:cs="新細明體"/>
-                <w:color w:val="1F1F1F"/>
-                <w:kern w:val="0"/>
-                <w:szCs w:val="24"/>
-                <w:bdr w:val="none" w:sz="0" w:space="0" w:color="auto" w:frame="1"/>
-              </w:rPr>
-              <w:t>now(</w:t>
-            </w:r>
-            <w:proofErr w:type="gramEnd"/>
-            <w:r>
-              <w:rPr>
-                <w:rFonts w:ascii="新細明體" w:eastAsia="新細明體" w:hAnsi="新細明體" w:cs="新細明體"/>
-                <w:color w:val="1F1F1F"/>
-                <w:kern w:val="0"/>
-                <w:szCs w:val="24"/>
-                <w:bdr w:val="none" w:sz="0" w:space="0" w:color="auto" w:frame="1"/>
-              </w:rPr>
-              <w:t>)</w:t>
+              <w:t>Default now()</w:t>
             </w:r>
           </w:p>
         </w:tc>
@@ -9668,7 +9138,6 @@
                 <w:bdr w:val="none" w:sz="0" w:space="0" w:color="auto" w:frame="1"/>
               </w:rPr>
             </w:pPr>
-            <w:proofErr w:type="spellStart"/>
             <w:r>
               <w:rPr>
                 <w:rFonts w:ascii="細明體" w:eastAsia="細明體" w:hAnsi="細明體" w:cs="細明體"/>
@@ -9679,7 +9148,6 @@
               </w:rPr>
               <w:t>full_report_json</w:t>
             </w:r>
-            <w:proofErr w:type="spellEnd"/>
           </w:p>
         </w:tc>
         <w:tc>
@@ -9815,12 +9283,10 @@
       </w:pPr>
     </w:p>
     <w:p>
-      <w:proofErr w:type="spellStart"/>
       <w:r>
         <w:lastRenderedPageBreak/>
         <w:t>Company_Profile</w:t>
       </w:r>
-      <w:proofErr w:type="spellEnd"/>
     </w:p>
     <w:tbl>
       <w:tblPr>
@@ -10209,7 +9675,6 @@
                 <w:szCs w:val="24"/>
               </w:rPr>
             </w:pPr>
-            <w:proofErr w:type="spellStart"/>
             <w:r>
               <w:rPr>
                 <w:rFonts w:ascii="細明體" w:eastAsia="細明體" w:hAnsi="細明體" w:cs="細明體"/>
@@ -10220,58 +9685,45 @@
               </w:rPr>
               <w:t>company_name</w:t>
             </w:r>
-            <w:proofErr w:type="spellEnd"/>
-          </w:p>
-        </w:tc>
-        <w:tc>
-          <w:tcPr>
-            <w:tcW w:w="0" w:type="auto"/>
-            <w:tcBorders>
-              <w:top w:val="single" w:sz="6" w:space="0" w:color="auto"/>
-              <w:left w:val="single" w:sz="6" w:space="0" w:color="auto"/>
-              <w:bottom w:val="single" w:sz="6" w:space="0" w:color="auto"/>
-              <w:right w:val="single" w:sz="6" w:space="0" w:color="auto"/>
-            </w:tcBorders>
-            <w:tcMar>
-              <w:top w:w="240" w:type="dxa"/>
-              <w:left w:w="0" w:type="dxa"/>
-              <w:bottom w:w="240" w:type="dxa"/>
-              <w:right w:w="180" w:type="dxa"/>
-            </w:tcMar>
-            <w:vAlign w:val="center"/>
-            <w:hideMark/>
-          </w:tcPr>
-          <w:p>
-            <w:pPr>
-              <w:widowControl/>
-              <w:rPr>
-                <w:rFonts w:ascii="新細明體" w:eastAsia="新細明體" w:hAnsi="新細明體" w:cs="新細明體"/>
-                <w:color w:val="1F1F1F"/>
-                <w:kern w:val="0"/>
-                <w:szCs w:val="24"/>
-              </w:rPr>
-            </w:pPr>
-            <w:proofErr w:type="gramStart"/>
-            <w:r>
-              <w:rPr>
-                <w:rFonts w:ascii="新細明體" w:eastAsia="新細明體" w:hAnsi="新細明體" w:cs="新細明體"/>
-                <w:color w:val="1F1F1F"/>
-                <w:kern w:val="0"/>
-                <w:szCs w:val="24"/>
-                <w:bdr w:val="none" w:sz="0" w:space="0" w:color="auto" w:frame="1"/>
-              </w:rPr>
-              <w:t>VARCHAR(</w:t>
-            </w:r>
-            <w:proofErr w:type="gramEnd"/>
-            <w:r>
-              <w:rPr>
-                <w:rFonts w:ascii="新細明體" w:eastAsia="新細明體" w:hAnsi="新細明體" w:cs="新細明體"/>
-                <w:color w:val="1F1F1F"/>
-                <w:kern w:val="0"/>
-                <w:szCs w:val="24"/>
-                <w:bdr w:val="none" w:sz="0" w:space="0" w:color="auto" w:frame="1"/>
-              </w:rPr>
-              <w:t>255)</w:t>
+          </w:p>
+        </w:tc>
+        <w:tc>
+          <w:tcPr>
+            <w:tcW w:w="0" w:type="auto"/>
+            <w:tcBorders>
+              <w:top w:val="single" w:sz="6" w:space="0" w:color="auto"/>
+              <w:left w:val="single" w:sz="6" w:space="0" w:color="auto"/>
+              <w:bottom w:val="single" w:sz="6" w:space="0" w:color="auto"/>
+              <w:right w:val="single" w:sz="6" w:space="0" w:color="auto"/>
+            </w:tcBorders>
+            <w:tcMar>
+              <w:top w:w="240" w:type="dxa"/>
+              <w:left w:w="0" w:type="dxa"/>
+              <w:bottom w:w="240" w:type="dxa"/>
+              <w:right w:w="180" w:type="dxa"/>
+            </w:tcMar>
+            <w:vAlign w:val="center"/>
+            <w:hideMark/>
+          </w:tcPr>
+          <w:p>
+            <w:pPr>
+              <w:widowControl/>
+              <w:rPr>
+                <w:rFonts w:ascii="新細明體" w:eastAsia="新細明體" w:hAnsi="新細明體" w:cs="新細明體"/>
+                <w:color w:val="1F1F1F"/>
+                <w:kern w:val="0"/>
+                <w:szCs w:val="24"/>
+              </w:rPr>
+            </w:pPr>
+            <w:r>
+              <w:rPr>
+                <w:rFonts w:ascii="新細明體" w:eastAsia="新細明體" w:hAnsi="新細明體" w:cs="新細明體"/>
+                <w:color w:val="1F1F1F"/>
+                <w:kern w:val="0"/>
+                <w:szCs w:val="24"/>
+                <w:bdr w:val="none" w:sz="0" w:space="0" w:color="auto" w:frame="1"/>
+              </w:rPr>
+              <w:t>VARCHAR(255)</w:t>
             </w:r>
           </w:p>
         </w:tc>
@@ -10428,27 +9880,15 @@
                 <w:szCs w:val="24"/>
               </w:rPr>
             </w:pPr>
-            <w:proofErr w:type="gramStart"/>
-            <w:r>
-              <w:rPr>
-                <w:rFonts w:ascii="新細明體" w:eastAsia="新細明體" w:hAnsi="新細明體" w:cs="新細明體"/>
-                <w:color w:val="1F1F1F"/>
-                <w:kern w:val="0"/>
-                <w:szCs w:val="24"/>
-                <w:bdr w:val="none" w:sz="0" w:space="0" w:color="auto" w:frame="1"/>
-              </w:rPr>
-              <w:t>VARCHAR(</w:t>
-            </w:r>
-            <w:proofErr w:type="gramEnd"/>
-            <w:r>
-              <w:rPr>
-                <w:rFonts w:ascii="新細明體" w:eastAsia="新細明體" w:hAnsi="新細明體" w:cs="新細明體"/>
-                <w:color w:val="1F1F1F"/>
-                <w:kern w:val="0"/>
-                <w:szCs w:val="24"/>
-                <w:bdr w:val="none" w:sz="0" w:space="0" w:color="auto" w:frame="1"/>
-              </w:rPr>
-              <w:t>100)</w:t>
+            <w:r>
+              <w:rPr>
+                <w:rFonts w:ascii="新細明體" w:eastAsia="新細明體" w:hAnsi="新細明體" w:cs="新細明體"/>
+                <w:color w:val="1F1F1F"/>
+                <w:kern w:val="0"/>
+                <w:szCs w:val="24"/>
+                <w:bdr w:val="none" w:sz="0" w:space="0" w:color="auto" w:frame="1"/>
+              </w:rPr>
+              <w:t>VARCHAR(100)</w:t>
             </w:r>
           </w:p>
         </w:tc>
@@ -10555,7 +9995,6 @@
                 <w:szCs w:val="24"/>
               </w:rPr>
             </w:pPr>
-            <w:proofErr w:type="spellStart"/>
             <w:r>
               <w:rPr>
                 <w:rFonts w:ascii="細明體" w:eastAsia="細明體" w:hAnsi="細明體" w:cs="細明體"/>
@@ -10566,58 +10005,45 @@
               </w:rPr>
               <w:t>contact_email</w:t>
             </w:r>
-            <w:proofErr w:type="spellEnd"/>
-          </w:p>
-        </w:tc>
-        <w:tc>
-          <w:tcPr>
-            <w:tcW w:w="0" w:type="auto"/>
-            <w:tcBorders>
-              <w:top w:val="single" w:sz="6" w:space="0" w:color="auto"/>
-              <w:left w:val="single" w:sz="6" w:space="0" w:color="auto"/>
-              <w:bottom w:val="single" w:sz="6" w:space="0" w:color="auto"/>
-              <w:right w:val="single" w:sz="6" w:space="0" w:color="auto"/>
-            </w:tcBorders>
-            <w:tcMar>
-              <w:top w:w="240" w:type="dxa"/>
-              <w:left w:w="0" w:type="dxa"/>
-              <w:bottom w:w="240" w:type="dxa"/>
-              <w:right w:w="180" w:type="dxa"/>
-            </w:tcMar>
-            <w:vAlign w:val="center"/>
-            <w:hideMark/>
-          </w:tcPr>
-          <w:p>
-            <w:pPr>
-              <w:widowControl/>
-              <w:rPr>
-                <w:rFonts w:ascii="新細明體" w:eastAsia="新細明體" w:hAnsi="新細明體" w:cs="新細明體"/>
-                <w:color w:val="1F1F1F"/>
-                <w:kern w:val="0"/>
-                <w:szCs w:val="24"/>
-              </w:rPr>
-            </w:pPr>
-            <w:proofErr w:type="gramStart"/>
-            <w:r>
-              <w:rPr>
-                <w:rFonts w:ascii="新細明體" w:eastAsia="新細明體" w:hAnsi="新細明體" w:cs="新細明體"/>
-                <w:color w:val="1F1F1F"/>
-                <w:kern w:val="0"/>
-                <w:szCs w:val="24"/>
-                <w:bdr w:val="none" w:sz="0" w:space="0" w:color="auto" w:frame="1"/>
-              </w:rPr>
-              <w:t>VARCHAR(</w:t>
-            </w:r>
-            <w:proofErr w:type="gramEnd"/>
-            <w:r>
-              <w:rPr>
-                <w:rFonts w:ascii="新細明體" w:eastAsia="新細明體" w:hAnsi="新細明體" w:cs="新細明體"/>
-                <w:color w:val="1F1F1F"/>
-                <w:kern w:val="0"/>
-                <w:szCs w:val="24"/>
-                <w:bdr w:val="none" w:sz="0" w:space="0" w:color="auto" w:frame="1"/>
-              </w:rPr>
-              <w:t>255)</w:t>
+          </w:p>
+        </w:tc>
+        <w:tc>
+          <w:tcPr>
+            <w:tcW w:w="0" w:type="auto"/>
+            <w:tcBorders>
+              <w:top w:val="single" w:sz="6" w:space="0" w:color="auto"/>
+              <w:left w:val="single" w:sz="6" w:space="0" w:color="auto"/>
+              <w:bottom w:val="single" w:sz="6" w:space="0" w:color="auto"/>
+              <w:right w:val="single" w:sz="6" w:space="0" w:color="auto"/>
+            </w:tcBorders>
+            <w:tcMar>
+              <w:top w:w="240" w:type="dxa"/>
+              <w:left w:w="0" w:type="dxa"/>
+              <w:bottom w:w="240" w:type="dxa"/>
+              <w:right w:w="180" w:type="dxa"/>
+            </w:tcMar>
+            <w:vAlign w:val="center"/>
+            <w:hideMark/>
+          </w:tcPr>
+          <w:p>
+            <w:pPr>
+              <w:widowControl/>
+              <w:rPr>
+                <w:rFonts w:ascii="新細明體" w:eastAsia="新細明體" w:hAnsi="新細明體" w:cs="新細明體"/>
+                <w:color w:val="1F1F1F"/>
+                <w:kern w:val="0"/>
+                <w:szCs w:val="24"/>
+              </w:rPr>
+            </w:pPr>
+            <w:r>
+              <w:rPr>
+                <w:rFonts w:ascii="新細明體" w:eastAsia="新細明體" w:hAnsi="新細明體" w:cs="新細明體"/>
+                <w:color w:val="1F1F1F"/>
+                <w:kern w:val="0"/>
+                <w:szCs w:val="24"/>
+                <w:bdr w:val="none" w:sz="0" w:space="0" w:color="auto" w:frame="1"/>
+              </w:rPr>
+              <w:t>VARCHAR(255)</w:t>
             </w:r>
           </w:p>
         </w:tc>
@@ -10724,7 +10150,6 @@
                 <w:szCs w:val="24"/>
               </w:rPr>
             </w:pPr>
-            <w:proofErr w:type="spellStart"/>
             <w:r>
               <w:rPr>
                 <w:rFonts w:ascii="細明體" w:eastAsia="細明體" w:hAnsi="細明體" w:cs="細明體"/>
@@ -10735,7 +10160,6 @@
               </w:rPr>
               <w:t>company_info</w:t>
             </w:r>
-            <w:proofErr w:type="spellEnd"/>
           </w:p>
         </w:tc>
         <w:tc>
@@ -10881,7 +10305,6 @@
                 <w:szCs w:val="24"/>
               </w:rPr>
             </w:pPr>
-            <w:proofErr w:type="spellStart"/>
             <w:r>
               <w:rPr>
                 <w:rFonts w:ascii="細明體" w:eastAsia="細明體" w:hAnsi="細明體" w:cs="細明體"/>
@@ -10892,7 +10315,6 @@
               </w:rPr>
               <w:t>updated_at</w:t>
             </w:r>
-            <w:proofErr w:type="spellEnd"/>
           </w:p>
         </w:tc>
         <w:tc>
@@ -10971,29 +10393,7 @@
                 <w:szCs w:val="24"/>
                 <w:bdr w:val="none" w:sz="0" w:space="0" w:color="auto" w:frame="1"/>
               </w:rPr>
-              <w:t xml:space="preserve">Default </w:t>
-            </w:r>
-            <w:proofErr w:type="gramStart"/>
-            <w:r>
-              <w:rPr>
-                <w:rFonts w:ascii="新細明體" w:eastAsia="新細明體" w:hAnsi="新細明體" w:cs="新細明體"/>
-                <w:color w:val="1F1F1F"/>
-                <w:kern w:val="0"/>
-                <w:szCs w:val="24"/>
-                <w:bdr w:val="none" w:sz="0" w:space="0" w:color="auto" w:frame="1"/>
-              </w:rPr>
-              <w:t>now(</w:t>
-            </w:r>
-            <w:proofErr w:type="gramEnd"/>
-            <w:r>
-              <w:rPr>
-                <w:rFonts w:ascii="新細明體" w:eastAsia="新細明體" w:hAnsi="新細明體" w:cs="新細明體"/>
-                <w:color w:val="1F1F1F"/>
-                <w:kern w:val="0"/>
-                <w:szCs w:val="24"/>
-                <w:bdr w:val="none" w:sz="0" w:space="0" w:color="auto" w:frame="1"/>
-              </w:rPr>
-              <w:t>)</w:t>
+              <w:t>Default now()</w:t>
             </w:r>
           </w:p>
         </w:tc>
@@ -11041,7 +10441,13 @@
     </w:tbl>
     <w:p>
       <w:r>
-        <w:t>Jobs</w:t>
+        <w:rPr>
+          <w:rFonts w:hint="eastAsia"/>
+        </w:rPr>
+        <w:t>j</w:t>
+      </w:r>
+      <w:r>
+        <w:t>obs</w:t>
       </w:r>
     </w:p>
     <w:tbl>
@@ -11208,11 +10614,9 @@
             <w:hideMark/>
           </w:tcPr>
           <w:p>
-            <w:proofErr w:type="spellStart"/>
             <w:r>
               <w:t>job_id</w:t>
             </w:r>
-            <w:proofErr w:type="spellEnd"/>
           </w:p>
         </w:tc>
         <w:tc>
@@ -11335,13 +10739,8 @@
             <w:hideMark/>
           </w:tcPr>
           <w:p>
-            <w:proofErr w:type="gramStart"/>
-            <w:r>
-              <w:t>VARCHAR(</w:t>
-            </w:r>
-            <w:proofErr w:type="gramEnd"/>
-            <w:r>
-              <w:t>100)</w:t>
+            <w:r>
+              <w:t>VARCHAR(100)</w:t>
             </w:r>
           </w:p>
         </w:tc>
@@ -11413,39 +10812,32 @@
             <w:hideMark/>
           </w:tcPr>
           <w:p>
-            <w:proofErr w:type="spellStart"/>
             <w:r>
               <w:t>job_title</w:t>
             </w:r>
-            <w:proofErr w:type="spellEnd"/>
-          </w:p>
-        </w:tc>
-        <w:tc>
-          <w:tcPr>
-            <w:tcW w:w="0" w:type="auto"/>
-            <w:tcBorders>
-              <w:top w:val="single" w:sz="6" w:space="0" w:color="auto"/>
-              <w:left w:val="single" w:sz="6" w:space="0" w:color="auto"/>
-              <w:bottom w:val="single" w:sz="6" w:space="0" w:color="auto"/>
-              <w:right w:val="single" w:sz="6" w:space="0" w:color="auto"/>
-            </w:tcBorders>
-            <w:tcMar>
-              <w:top w:w="240" w:type="dxa"/>
-              <w:left w:w="0" w:type="dxa"/>
-              <w:bottom w:w="240" w:type="dxa"/>
-              <w:right w:w="180" w:type="dxa"/>
-            </w:tcMar>
-            <w:vAlign w:val="center"/>
-            <w:hideMark/>
-          </w:tcPr>
-          <w:p>
-            <w:proofErr w:type="gramStart"/>
-            <w:r>
-              <w:t>VARCHAR(</w:t>
-            </w:r>
-            <w:proofErr w:type="gramEnd"/>
-            <w:r>
-              <w:t>255)</w:t>
+          </w:p>
+        </w:tc>
+        <w:tc>
+          <w:tcPr>
+            <w:tcW w:w="0" w:type="auto"/>
+            <w:tcBorders>
+              <w:top w:val="single" w:sz="6" w:space="0" w:color="auto"/>
+              <w:left w:val="single" w:sz="6" w:space="0" w:color="auto"/>
+              <w:bottom w:val="single" w:sz="6" w:space="0" w:color="auto"/>
+              <w:right w:val="single" w:sz="6" w:space="0" w:color="auto"/>
+            </w:tcBorders>
+            <w:tcMar>
+              <w:top w:w="240" w:type="dxa"/>
+              <w:left w:w="0" w:type="dxa"/>
+              <w:bottom w:w="240" w:type="dxa"/>
+              <w:right w:w="180" w:type="dxa"/>
+            </w:tcMar>
+            <w:vAlign w:val="center"/>
+            <w:hideMark/>
+          </w:tcPr>
+          <w:p>
+            <w:r>
+              <w:t>VARCHAR(255)</w:t>
             </w:r>
           </w:p>
         </w:tc>
@@ -11642,13 +11034,8 @@
             <w:hideMark/>
           </w:tcPr>
           <w:p>
-            <w:proofErr w:type="gramStart"/>
-            <w:r>
-              <w:t>VARCHAR(</w:t>
-            </w:r>
-            <w:proofErr w:type="gramEnd"/>
-            <w:r>
-              <w:t>100)</w:t>
+            <w:r>
+              <w:t>VARCHAR(100)</w:t>
             </w:r>
           </w:p>
         </w:tc>
@@ -11741,11 +11128,9 @@
             <w:hideMark/>
           </w:tcPr>
           <w:p>
-            <w:proofErr w:type="spellStart"/>
             <w:r>
               <w:t>job_description</w:t>
             </w:r>
-            <w:proofErr w:type="spellEnd"/>
           </w:p>
         </w:tc>
         <w:tc>
@@ -11937,11 +11322,9 @@
             <w:hideMark/>
           </w:tcPr>
           <w:p>
-            <w:proofErr w:type="spellStart"/>
             <w:r>
               <w:t>work_schedule</w:t>
             </w:r>
-            <w:proofErr w:type="spellEnd"/>
           </w:p>
         </w:tc>
         <w:tc>
@@ -12158,13 +11541,8 @@
             <w:hideMark/>
           </w:tcPr>
           <w:p>
-            <w:proofErr w:type="gramStart"/>
-            <w:r>
-              <w:t>VARCHAR(</w:t>
-            </w:r>
-            <w:proofErr w:type="gramEnd"/>
-            <w:r>
-              <w:t>50)</w:t>
+            <w:r>
+              <w:t>VARCHAR(50)</w:t>
             </w:r>
           </w:p>
         </w:tc>
@@ -12261,11 +11639,9 @@
             <w:hideMark/>
           </w:tcPr>
           <w:p>
-            <w:proofErr w:type="spellStart"/>
             <w:r>
               <w:t>created_at</w:t>
             </w:r>
-            <w:proofErr w:type="spellEnd"/>
           </w:p>
         </w:tc>
         <w:tc>
@@ -12312,15 +11688,7 @@
           </w:tcPr>
           <w:p>
             <w:r>
-              <w:t xml:space="preserve">Default </w:t>
-            </w:r>
-            <w:proofErr w:type="gramStart"/>
-            <w:r>
-              <w:t>now(</w:t>
-            </w:r>
-            <w:proofErr w:type="gramEnd"/>
-            <w:r>
-              <w:t>)</w:t>
+              <w:t>Default now()</w:t>
             </w:r>
           </w:p>
         </w:tc>
@@ -12362,7 +11730,7 @@
 </file>
 
 <file path=word/styles.xml><?xml version="1.0" encoding="utf-8"?>
-<w:styles xmlns:mc="http://schemas.openxmlformats.org/markup-compatibility/2006" xmlns:r="http://schemas.openxmlformats.org/officeDocument/2006/relationships" xmlns:w="http://schemas.openxmlformats.org/wordprocessingml/2006/main" xmlns:w14="http://schemas.microsoft.com/office/word/2010/wordml" xmlns:w15="http://schemas.microsoft.com/office/word/2012/wordml" xmlns:w16cex="http://schemas.microsoft.com/office/word/2018/wordml/cex" xmlns:w16cid="http://schemas.microsoft.com/office/word/2016/wordml/cid" xmlns:w16="http://schemas.microsoft.com/office/word/2018/wordml" xmlns:w16sdtdh="http://schemas.microsoft.com/office/word/2020/wordml/sdtdatahash" xmlns:w16se="http://schemas.microsoft.com/office/word/2015/wordml/symex" mc:Ignorable="w14 w15 w16se w16cid w16 w16cex w16sdtdh">
+<w:styles xmlns:mc="http://schemas.openxmlformats.org/markup-compatibility/2006" xmlns:r="http://schemas.openxmlformats.org/officeDocument/2006/relationships" xmlns:w="http://schemas.openxmlformats.org/wordprocessingml/2006/main" xmlns:w14="http://schemas.microsoft.com/office/word/2010/wordml" xmlns:w15="http://schemas.microsoft.com/office/word/2012/wordml" xmlns:w16cex="http://schemas.microsoft.com/office/word/2018/wordml/cex" xmlns:w16cid="http://schemas.microsoft.com/office/word/2016/wordml/cid" xmlns:w16="http://schemas.microsoft.com/office/word/2018/wordml" xmlns:w16du="http://schemas.microsoft.com/office/word/2023/wordml/word16du" xmlns:w16sdtdh="http://schemas.microsoft.com/office/word/2020/wordml/sdtdatahash" xmlns:w16sdtfl="http://schemas.microsoft.com/office/word/2024/wordml/sdtformatlock" xmlns:w16se="http://schemas.microsoft.com/office/word/2015/wordml/symex" mc:Ignorable="w14 w15 w16se w16cid w16 w16cex w16sdtdh w16sdtfl w16du">
   <w:docDefaults>
     <w:rPrDefault>
       <w:rPr>
@@ -12763,6 +12131,7 @@
   <w:style w:type="character" w:default="1" w:styleId="a0">
     <w:name w:val="Default Paragraph Font"/>
     <w:uiPriority w:val="1"/>
+    <w:semiHidden/>
     <w:unhideWhenUsed/>
   </w:style>
   <w:style w:type="table" w:default="1" w:styleId="a1">
